--- a/public/cv/Oladiti Adewale John CV IT Manager 2026.docx
+++ b/public/cv/Oladiti Adewale John CV IT Manager 2026.docx
@@ -1,6 +1,6 @@
 
 <file path=word/document.xml><?xml version="1.0" encoding="utf-8"?>
-<w:document xmlns:wpc="http://schemas.microsoft.com/office/word/2010/wordprocessingCanvas" xmlns:mc="http://schemas.openxmlformats.org/markup-compatibility/2006" xmlns:o="urn:schemas-microsoft-com:office:office" xmlns:r="http://schemas.openxmlformats.org/officeDocument/2006/relationships" xmlns:m="http://schemas.openxmlformats.org/officeDocument/2006/math" xmlns:v="urn:schemas-microsoft-com:vml" xmlns:wp14="http://schemas.microsoft.com/office/word/2010/wordprocessingDrawing" xmlns:wp="http://schemas.openxmlformats.org/drawingml/2006/wordprocessingDrawing" xmlns:w10="urn:schemas-microsoft-com:office:word" xmlns:w="http://schemas.openxmlformats.org/wordprocessingml/2006/main" xmlns:w14="http://schemas.microsoft.com/office/word/2010/wordml" xmlns:w15="http://schemas.microsoft.com/office/word/2012/wordml" xmlns:wpg="http://schemas.microsoft.com/office/word/2010/wordprocessingGroup" xmlns:wpi="http://schemas.microsoft.com/office/word/2010/wordprocessingInk" xmlns:wne="http://schemas.microsoft.com/office/word/2006/wordml" xmlns:wps="http://schemas.microsoft.com/office/word/2010/wordprocessingShape" xmlns:cx="http://schemas.microsoft.com/office/drawing/2014/chartex" xmlns:cx1="http://schemas.microsoft.com/office/drawing/2015/9/8/chartex" xmlns:cx2="http://schemas.microsoft.com/office/drawing/2015/10/21/chartex" xmlns:cx3="http://schemas.microsoft.com/office/drawing/2016/5/9/chartex" xmlns:cx4="http://schemas.microsoft.com/office/drawing/2016/5/10/chartex" xmlns:cx5="http://schemas.microsoft.com/office/drawing/2016/5/11/chartex" xmlns:cx6="http://schemas.microsoft.com/office/drawing/2016/5/12/chartex" xmlns:cx7="http://schemas.microsoft.com/office/drawing/2016/5/13/chartex" xmlns:cx8="http://schemas.microsoft.com/office/drawing/2016/5/14/chartex" xmlns:aink="http://schemas.microsoft.com/office/drawing/2016/ink" xmlns:am3d="http://schemas.microsoft.com/office/drawing/2017/model3d" xmlns:w16cex="http://schemas.microsoft.com/office/word/2018/wordml/cex" xmlns:w16cid="http://schemas.microsoft.com/office/word/2016/wordml/cid" xmlns:w16="http://schemas.microsoft.com/office/word/2018/wordml" xmlns:w16sdtdh="http://schemas.microsoft.com/office/word/2020/wordml/sdtdatahash" xmlns:w16se="http://schemas.microsoft.com/office/word/2015/wordml/symex" mc:Ignorable="w14 w15 wp14">
+<w:document xmlns:wpc="http://schemas.microsoft.com/office/word/2010/wordprocessingCanvas" xmlns:cx="http://schemas.microsoft.com/office/drawing/2014/chartex" xmlns:cx1="http://schemas.microsoft.com/office/drawing/2015/9/8/chartex" xmlns:cx2="http://schemas.microsoft.com/office/drawing/2015/10/21/chartex" xmlns:cx3="http://schemas.microsoft.com/office/drawing/2016/5/9/chartex" xmlns:cx4="http://schemas.microsoft.com/office/drawing/2016/5/10/chartex" xmlns:cx5="http://schemas.microsoft.com/office/drawing/2016/5/11/chartex" xmlns:cx6="http://schemas.microsoft.com/office/drawing/2016/5/12/chartex" xmlns:cx7="http://schemas.microsoft.com/office/drawing/2016/5/13/chartex" xmlns:cx8="http://schemas.microsoft.com/office/drawing/2016/5/14/chartex" xmlns:mc="http://schemas.openxmlformats.org/markup-compatibility/2006" xmlns:aink="http://schemas.microsoft.com/office/drawing/2016/ink" xmlns:am3d="http://schemas.microsoft.com/office/drawing/2017/model3d" xmlns:o="urn:schemas-microsoft-com:office:office" xmlns:oel="http://schemas.microsoft.com/office/2019/extlst" xmlns:r="http://schemas.openxmlformats.org/officeDocument/2006/relationships" xmlns:m="http://schemas.openxmlformats.org/officeDocument/2006/math" xmlns:v="urn:schemas-microsoft-com:vml" xmlns:wp14="http://schemas.microsoft.com/office/word/2010/wordprocessingDrawing" xmlns:wp="http://schemas.openxmlformats.org/drawingml/2006/wordprocessingDrawing" xmlns:w10="urn:schemas-microsoft-com:office:word" xmlns:w="http://schemas.openxmlformats.org/wordprocessingml/2006/main" xmlns:w14="http://schemas.microsoft.com/office/word/2010/wordml" xmlns:w15="http://schemas.microsoft.com/office/word/2012/wordml" xmlns:w16cex="http://schemas.microsoft.com/office/word/2018/wordml/cex" xmlns:w16cid="http://schemas.microsoft.com/office/word/2016/wordml/cid" xmlns:w16="http://schemas.microsoft.com/office/word/2018/wordml" xmlns:w16du="http://schemas.microsoft.com/office/word/2023/wordml/word16du" xmlns:w16sdtdh="http://schemas.microsoft.com/office/word/2020/wordml/sdtdatahash" xmlns:w16sdtfl="http://schemas.microsoft.com/office/word/2024/wordml/sdtformatlock" xmlns:w16se="http://schemas.microsoft.com/office/word/2015/wordml/symex" xmlns:wpg="http://schemas.microsoft.com/office/word/2010/wordprocessingGroup" xmlns:wpi="http://schemas.microsoft.com/office/word/2010/wordprocessingInk" xmlns:wne="http://schemas.microsoft.com/office/word/2006/wordml" xmlns:wps="http://schemas.microsoft.com/office/word/2010/wordprocessingShape" mc:Ignorable="w14 w15 w16se w16cid w16 w16cex w16sdtdh w16sdtfl w16du wp14">
   <w:body>
     <w:p>
       <w:pPr>
@@ -8,14 +8,14 @@
       </w:pPr>
       <w:r>
         <w:rPr>
-          <w:rFonts w:ascii="Calibri" w:cs="Calibri" w:eastAsia="Calibri" w:hAnsi="Calibri"/>
+          <w:rFonts w:ascii="Calibri" w:eastAsia="Calibri" w:hAnsi="Calibri" w:cs="Calibri"/>
           <w:b/>
           <w:bCs/>
           <w:color w:val="1F3A5F"/>
           <w:sz w:val="40"/>
           <w:szCs w:val="40"/>
         </w:rPr>
-        <w:t xml:space="preserve">OLADITI ADEWALE JOHN</w:t>
+        <w:t>OLADITI ADEWALE JOHN</w:t>
       </w:r>
     </w:p>
     <w:p>
@@ -24,66 +24,131 @@
       </w:pPr>
       <w:r>
         <w:rPr>
-          <w:rFonts w:ascii="Calibri" w:cs="Calibri" w:eastAsia="Calibri" w:hAnsi="Calibri"/>
+          <w:rFonts w:ascii="Calibri" w:eastAsia="Calibri" w:hAnsi="Calibri" w:cs="Calibri"/>
           <w:b/>
           <w:bCs/>
           <w:color w:val="1F3A5F"/>
           <w:sz w:val="22"/>
           <w:szCs w:val="22"/>
         </w:rPr>
-        <w:t xml:space="preserve">IT Manager — Systems, Infrastructure &amp; Access Administration · Software Engineering Background · MBA</w:t>
+        <w:t>IT Manager — Systems, Infrastructure &amp; Access Administration · Software Engineering Background · MBA</w:t>
       </w:r>
     </w:p>
     <w:p>
       <w:pPr>
         <w:spacing w:after="40"/>
-      </w:pPr>
-      <w:r>
-        <w:rPr>
-          <w:rFonts w:ascii="Calibri" w:cs="Calibri" w:eastAsia="Calibri" w:hAnsi="Calibri"/>
+        <w:rPr>
+          <w:rFonts w:ascii="Calibri" w:eastAsia="Calibri" w:hAnsi="Calibri" w:cs="Calibri"/>
           <w:color w:val="555555"/>
           <w:sz w:val="18"/>
           <w:szCs w:val="18"/>
         </w:rPr>
-        <w:t xml:space="preserve">Ibadan, Nigeria — Open to Remote / International Opportunities   |   adewale.oladiti28@gmail.com   |   +234 706 760 2193</w:t>
+      </w:pPr>
+      <w:r>
+        <w:rPr>
+          <w:rFonts w:ascii="Calibri" w:eastAsia="Calibri" w:hAnsi="Calibri" w:cs="Calibri"/>
+          <w:color w:val="555555"/>
+          <w:sz w:val="18"/>
+          <w:szCs w:val="18"/>
+        </w:rPr>
+        <w:t>Ibadan, Nigeria — Open to Remote / International Opportunities   |   adewale.oladiti28@gmail.com   |   +234 706 760 2193</w:t>
       </w:r>
     </w:p>
     <w:p>
       <w:pPr>
         <w:pBdr>
-          <w:bottom w:val="single" w:color="CCCCCC" w:sz="6" w:space="4"/>
+          <w:bottom w:val="single" w:sz="6" w:space="4" w:color="CCCCCC"/>
         </w:pBdr>
         <w:spacing w:after="160"/>
       </w:pPr>
       <w:r>
         <w:rPr>
-          <w:rFonts w:ascii="Calibri" w:cs="Calibri" w:eastAsia="Calibri" w:hAnsi="Calibri"/>
+          <w:rFonts w:ascii="Calibri" w:eastAsia="Calibri" w:hAnsi="Calibri" w:cs="Calibri"/>
           <w:i/>
           <w:iCs/>
           <w:color w:val="555555"/>
           <w:sz w:val="18"/>
           <w:szCs w:val="18"/>
         </w:rPr>
-        <w:t xml:space="preserve">LinkedIn: [add your URL]   |   GitHub: [add your URL]   |   Portfolio: [add your URL, if available]</w:t>
-      </w:r>
+        <w:t xml:space="preserve">LinkedIn: </w:t>
+      </w:r>
+      <w:hyperlink r:id="rId5" w:history="1">
+        <w:r>
+          <w:rPr>
+            <w:rStyle w:val="Hyperlink"/>
+            <w:rFonts w:ascii="Calibri" w:eastAsia="Calibri" w:hAnsi="Calibri" w:cs="Calibri"/>
+            <w:i/>
+            <w:iCs/>
+            <w:sz w:val="18"/>
+            <w:szCs w:val="18"/>
+          </w:rPr>
+          <w:t>Click to open</w:t>
+        </w:r>
+      </w:hyperlink>
+      <w:r>
+        <w:rPr>
+          <w:rFonts w:ascii="Calibri" w:eastAsia="Calibri" w:hAnsi="Calibri" w:cs="Calibri"/>
+          <w:i/>
+          <w:iCs/>
+          <w:color w:val="555555"/>
+          <w:sz w:val="18"/>
+          <w:szCs w:val="18"/>
+        </w:rPr>
+        <w:t xml:space="preserve">   |   GitHub: </w:t>
+      </w:r>
+      <w:hyperlink r:id="rId6" w:history="1">
+        <w:r>
+          <w:rPr>
+            <w:rStyle w:val="Hyperlink"/>
+            <w:rFonts w:ascii="Calibri" w:eastAsia="Calibri" w:hAnsi="Calibri" w:cs="Calibri"/>
+            <w:i/>
+            <w:iCs/>
+            <w:sz w:val="18"/>
+            <w:szCs w:val="18"/>
+          </w:rPr>
+          <w:t>Click to open</w:t>
+        </w:r>
+      </w:hyperlink>
+      <w:r>
+        <w:rPr>
+          <w:rFonts w:ascii="Calibri" w:eastAsia="Calibri" w:hAnsi="Calibri" w:cs="Calibri"/>
+          <w:i/>
+          <w:iCs/>
+          <w:color w:val="555555"/>
+          <w:sz w:val="18"/>
+          <w:szCs w:val="18"/>
+        </w:rPr>
+        <w:t xml:space="preserve">   |   Portfolio: </w:t>
+      </w:r>
+      <w:hyperlink r:id="rId7" w:history="1">
+        <w:r>
+          <w:rPr>
+            <w:rStyle w:val="Hyperlink"/>
+            <w:rFonts w:ascii="Calibri" w:eastAsia="Calibri" w:hAnsi="Calibri" w:cs="Calibri"/>
+            <w:i/>
+            <w:iCs/>
+            <w:sz w:val="18"/>
+            <w:szCs w:val="18"/>
+          </w:rPr>
+          <w:t>Click to open</w:t>
+        </w:r>
+      </w:hyperlink>
     </w:p>
     <w:p>
       <w:pPr>
         <w:pBdr>
-          <w:bottom w:val="single" w:color="CCCCCC" w:sz="4" w:space="2"/>
+          <w:bottom w:val="single" w:sz="4" w:space="2" w:color="CCCCCC"/>
         </w:pBdr>
-        <w:spacing w:after="100" w:before="200"/>
-      </w:pPr>
-      <w:r>
-        <w:rPr>
-          <w:rFonts w:ascii="Calibri" w:cs="Calibri" w:eastAsia="Calibri" w:hAnsi="Calibri"/>
+        <w:spacing w:before="200" w:after="100"/>
+      </w:pPr>
+      <w:r>
+        <w:rPr>
+          <w:rFonts w:ascii="Calibri" w:eastAsia="Calibri" w:hAnsi="Calibri" w:cs="Calibri"/>
           <w:b/>
           <w:bCs/>
           <w:color w:val="1F3A5F"/>
-          <w:sz w:val="20"/>
-          <w:szCs w:val="20"/>
-        </w:rPr>
-        <w:t xml:space="preserve">PROFESSIONAL SUMMARY</w:t>
+        </w:rPr>
+        <w:t>PROFESSIONAL SUMMARY</w:t>
       </w:r>
     </w:p>
     <w:p>
@@ -92,30 +157,26 @@
       </w:pPr>
       <w:r>
         <w:rPr>
-          <w:rFonts w:ascii="Calibri" w:cs="Calibri" w:eastAsia="Calibri" w:hAnsi="Calibri"/>
-          <w:sz w:val="20"/>
-          <w:szCs w:val="20"/>
-        </w:rPr>
-        <w:t xml:space="preserve">Technically hands-on professional with a software engineering background, experienced owning cloud infrastructure, deployment pipelines, and access administration for production systems. Have configured and maintained multi-tenant platforms serving multiple organizations, managed third-party vendor integrations, and coordinated technical delivery across cross-functional teams. Pursuing an MBA, adding business and strategic planning fluency to technical operations work.</w:t>
+          <w:rFonts w:ascii="Calibri" w:eastAsia="Calibri" w:hAnsi="Calibri" w:cs="Calibri"/>
+        </w:rPr>
+        <w:t>Technically hands-on professional with a software engineering background, experienced owning cloud infrastructure, deployment pipelines, and access administration for production systems. Have configured and maintained multi-tenant platforms serving multiple organizations, managed third-party vendor integrations, and coordinated technical delivery across cross-functional teams. Pursuing an MBA, adding business and strategic planning fluency to technical operations work.</w:t>
       </w:r>
     </w:p>
     <w:p>
       <w:pPr>
         <w:pBdr>
-          <w:bottom w:val="single" w:color="CCCCCC" w:sz="4" w:space="2"/>
+          <w:bottom w:val="single" w:sz="4" w:space="2" w:color="CCCCCC"/>
         </w:pBdr>
-        <w:spacing w:after="100" w:before="200"/>
-      </w:pPr>
-      <w:r>
-        <w:rPr>
-          <w:rFonts w:ascii="Calibri" w:cs="Calibri" w:eastAsia="Calibri" w:hAnsi="Calibri"/>
+        <w:spacing w:before="200" w:after="100"/>
+      </w:pPr>
+      <w:r>
+        <w:rPr>
+          <w:rFonts w:ascii="Calibri" w:eastAsia="Calibri" w:hAnsi="Calibri" w:cs="Calibri"/>
           <w:b/>
           <w:bCs/>
           <w:color w:val="1F3A5F"/>
-          <w:sz w:val="20"/>
-          <w:szCs w:val="20"/>
-        </w:rPr>
-        <w:t xml:space="preserve">CORE SKILLS</w:t>
+        </w:rPr>
+        <w:t>CORE SKILLS</w:t>
       </w:r>
     </w:p>
     <w:p>
@@ -124,22 +185,18 @@
       </w:pPr>
       <w:r>
         <w:rPr>
-          <w:rFonts w:ascii="Calibri" w:cs="Calibri" w:eastAsia="Calibri" w:hAnsi="Calibri"/>
+          <w:rFonts w:ascii="Calibri" w:eastAsia="Calibri" w:hAnsi="Calibri" w:cs="Calibri"/>
           <w:b/>
           <w:bCs/>
           <w:color w:val="1F3A5F"/>
-          <w:sz w:val="20"/>
-          <w:szCs w:val="20"/>
         </w:rPr>
         <w:t xml:space="preserve">Access &amp; Security Administration: </w:t>
       </w:r>
       <w:r>
         <w:rPr>
-          <w:rFonts w:ascii="Calibri" w:cs="Calibri" w:eastAsia="Calibri" w:hAnsi="Calibri"/>
-          <w:sz w:val="20"/>
-          <w:szCs w:val="20"/>
-        </w:rPr>
-        <w:t xml:space="preserve">Role-Based Access Control (RBAC), User Account Administration, Authentication (JWT), Data Security &amp; Confidentiality</w:t>
+          <w:rFonts w:ascii="Calibri" w:eastAsia="Calibri" w:hAnsi="Calibri" w:cs="Calibri"/>
+        </w:rPr>
+        <w:t>Role-Based Access Control (RBAC), User Account Administration, Authentication (JWT), Data Security &amp; Confidentiality</w:t>
       </w:r>
     </w:p>
     <w:p>
@@ -148,22 +205,18 @@
       </w:pPr>
       <w:r>
         <w:rPr>
-          <w:rFonts w:ascii="Calibri" w:cs="Calibri" w:eastAsia="Calibri" w:hAnsi="Calibri"/>
+          <w:rFonts w:ascii="Calibri" w:eastAsia="Calibri" w:hAnsi="Calibri" w:cs="Calibri"/>
           <w:b/>
           <w:bCs/>
           <w:color w:val="1F3A5F"/>
-          <w:sz w:val="20"/>
-          <w:szCs w:val="20"/>
         </w:rPr>
         <w:t xml:space="preserve">Infrastructure &amp; Systems: </w:t>
       </w:r>
       <w:r>
         <w:rPr>
-          <w:rFonts w:ascii="Calibri" w:cs="Calibri" w:eastAsia="Calibri" w:hAnsi="Calibri"/>
-          <w:sz w:val="20"/>
-          <w:szCs w:val="20"/>
-        </w:rPr>
-        <w:t xml:space="preserve">Cloud Infrastructure (AWS, Cloudflare, Render, Vercel), Docker, CI/CD (GitHub Actions), Deployment &amp; Release Management</w:t>
+          <w:rFonts w:ascii="Calibri" w:eastAsia="Calibri" w:hAnsi="Calibri" w:cs="Calibri"/>
+        </w:rPr>
+        <w:t>Cloud Infrastructure (AWS, Cloudflare, Render, Vercel), Docker, CI/CD (GitHub Actions), Deployment &amp; Release Management</w:t>
       </w:r>
     </w:p>
     <w:p>
@@ -172,22 +225,18 @@
       </w:pPr>
       <w:r>
         <w:rPr>
-          <w:rFonts w:ascii="Calibri" w:cs="Calibri" w:eastAsia="Calibri" w:hAnsi="Calibri"/>
+          <w:rFonts w:ascii="Calibri" w:eastAsia="Calibri" w:hAnsi="Calibri" w:cs="Calibri"/>
           <w:b/>
           <w:bCs/>
           <w:color w:val="1F3A5F"/>
-          <w:sz w:val="20"/>
-          <w:szCs w:val="20"/>
         </w:rPr>
         <w:t xml:space="preserve">Vendor &amp; Stakeholder Management: </w:t>
       </w:r>
       <w:r>
         <w:rPr>
-          <w:rFonts w:ascii="Calibri" w:cs="Calibri" w:eastAsia="Calibri" w:hAnsi="Calibri"/>
-          <w:sz w:val="20"/>
-          <w:szCs w:val="20"/>
-        </w:rPr>
-        <w:t xml:space="preserve">Third-Party Integration Management (Paystack, Flutterwave, Cloudflare), Cross-Functional Coordination, Client/Stakeholder Communication</w:t>
+          <w:rFonts w:ascii="Calibri" w:eastAsia="Calibri" w:hAnsi="Calibri" w:cs="Calibri"/>
+        </w:rPr>
+        <w:t>Third-Party Integration Management (Paystack, Flutterwave, Cloudflare), Cross-Functional Coordination, Client/Stakeholder Communication</w:t>
       </w:r>
     </w:p>
     <w:p>
@@ -196,22 +245,18 @@
       </w:pPr>
       <w:r>
         <w:rPr>
-          <w:rFonts w:ascii="Calibri" w:cs="Calibri" w:eastAsia="Calibri" w:hAnsi="Calibri"/>
+          <w:rFonts w:ascii="Calibri" w:eastAsia="Calibri" w:hAnsi="Calibri" w:cs="Calibri"/>
           <w:b/>
           <w:bCs/>
           <w:color w:val="1F3A5F"/>
-          <w:sz w:val="20"/>
-          <w:szCs w:val="20"/>
         </w:rPr>
         <w:t xml:space="preserve">Technical Fluency: </w:t>
       </w:r>
       <w:r>
         <w:rPr>
-          <w:rFonts w:ascii="Calibri" w:cs="Calibri" w:eastAsia="Calibri" w:hAnsi="Calibri"/>
-          <w:sz w:val="20"/>
-          <w:szCs w:val="20"/>
-        </w:rPr>
-        <w:t xml:space="preserve">Python, Django, React, RESTful APIs, SQL, PostgreSQL/MySQL, System Design</w:t>
+          <w:rFonts w:ascii="Calibri" w:eastAsia="Calibri" w:hAnsi="Calibri" w:cs="Calibri"/>
+        </w:rPr>
+        <w:t>Python, Django, React, RESTful APIs, SQL, PostgreSQL/MySQL, System Design</w:t>
       </w:r>
     </w:p>
     <w:p>
@@ -220,41 +265,35 @@
       </w:pPr>
       <w:r>
         <w:rPr>
-          <w:rFonts w:ascii="Calibri" w:cs="Calibri" w:eastAsia="Calibri" w:hAnsi="Calibri"/>
+          <w:rFonts w:ascii="Calibri" w:eastAsia="Calibri" w:hAnsi="Calibri" w:cs="Calibri"/>
           <w:b/>
           <w:bCs/>
           <w:color w:val="1F3A5F"/>
-          <w:sz w:val="20"/>
-          <w:szCs w:val="20"/>
         </w:rPr>
         <w:t xml:space="preserve">Business: </w:t>
       </w:r>
       <w:r>
         <w:rPr>
-          <w:rFonts w:ascii="Calibri" w:cs="Calibri" w:eastAsia="Calibri" w:hAnsi="Calibri"/>
-          <w:sz w:val="20"/>
-          <w:szCs w:val="20"/>
-        </w:rPr>
-        <w:t xml:space="preserve">MBA Coursework (Business Strategy &amp; Operations), Agile/Scrum</w:t>
+          <w:rFonts w:ascii="Calibri" w:eastAsia="Calibri" w:hAnsi="Calibri" w:cs="Calibri"/>
+        </w:rPr>
+        <w:t>MBA Coursework (Business Strategy &amp; Operations), Agile/Scrum</w:t>
       </w:r>
     </w:p>
     <w:p>
       <w:pPr>
         <w:pBdr>
-          <w:bottom w:val="single" w:color="CCCCCC" w:sz="4" w:space="2"/>
+          <w:bottom w:val="single" w:sz="4" w:space="2" w:color="CCCCCC"/>
         </w:pBdr>
-        <w:spacing w:after="100" w:before="200"/>
-      </w:pPr>
-      <w:r>
-        <w:rPr>
-          <w:rFonts w:ascii="Calibri" w:cs="Calibri" w:eastAsia="Calibri" w:hAnsi="Calibri"/>
+        <w:spacing w:before="200" w:after="100"/>
+      </w:pPr>
+      <w:r>
+        <w:rPr>
+          <w:rFonts w:ascii="Calibri" w:eastAsia="Calibri" w:hAnsi="Calibri" w:cs="Calibri"/>
           <w:b/>
           <w:bCs/>
           <w:color w:val="1F3A5F"/>
-          <w:sz w:val="20"/>
-          <w:szCs w:val="20"/>
-        </w:rPr>
-        <w:t xml:space="preserve">PROFESSIONAL EXPERIENCE</w:t>
+        </w:rPr>
+        <w:t>PROFESSIONAL EXPERIENCE</w:t>
       </w:r>
     </w:p>
     <w:p>
@@ -262,29 +301,30 @@
         <w:tabs>
           <w:tab w:val="right" w:pos="9360"/>
         </w:tabs>
-        <w:spacing w:after="20" w:before="140"/>
-      </w:pPr>
-      <w:r>
-        <w:rPr>
-          <w:rFonts w:ascii="Calibri" w:cs="Calibri" w:eastAsia="Calibri" w:hAnsi="Calibri"/>
+        <w:spacing w:before="140" w:after="20"/>
+      </w:pPr>
+      <w:r>
+        <w:rPr>
+          <w:rFonts w:ascii="Calibri" w:eastAsia="Calibri" w:hAnsi="Calibri" w:cs="Calibri"/>
           <w:b/>
           <w:bCs/>
           <w:color w:val="1F3A5F"/>
           <w:sz w:val="21"/>
           <w:szCs w:val="21"/>
         </w:rPr>
-        <w:t xml:space="preserve">Full-Stack Developer</w:t>
-      </w:r>
-      <w:r>
-        <w:rPr>
-          <w:rFonts w:ascii="Calibri" w:cs="Calibri" w:eastAsia="Calibri" w:hAnsi="Calibri"/>
+        <w:t>Full-Stack Developer</w:t>
+      </w:r>
+      <w:r>
+        <w:rPr>
+          <w:rFonts w:ascii="Calibri" w:eastAsia="Calibri" w:hAnsi="Calibri" w:cs="Calibri"/>
           <w:b/>
           <w:bCs/>
           <w:color w:val="555555"/>
           <w:sz w:val="19"/>
           <w:szCs w:val="19"/>
         </w:rPr>
-        <w:t xml:space="preserve">	May 2024 – Present</w:t>
+        <w:tab/>
+        <w:t>May 2024 – Present</w:t>
       </w:r>
     </w:p>
     <w:p>
@@ -293,14 +333,14 @@
       </w:pPr>
       <w:r>
         <w:rPr>
-          <w:rFonts w:ascii="Calibri" w:cs="Calibri" w:eastAsia="Calibri" w:hAnsi="Calibri"/>
+          <w:rFonts w:ascii="Calibri" w:eastAsia="Calibri" w:hAnsi="Calibri" w:cs="Calibri"/>
           <w:i/>
           <w:iCs/>
           <w:color w:val="555555"/>
           <w:sz w:val="19"/>
           <w:szCs w:val="19"/>
         </w:rPr>
-        <w:t xml:space="preserve">Xpress Access Data Solutions — Lagos, Nigeria (Remote)</w:t>
+        <w:t>Xpress Access Data Solutions — Lagos, Nigeria (Remote)</w:t>
       </w:r>
     </w:p>
     <w:p>
@@ -314,11 +354,9 @@
       </w:pPr>
       <w:r>
         <w:rPr>
-          <w:rFonts w:ascii="Calibri" w:cs="Calibri" w:eastAsia="Calibri" w:hAnsi="Calibri"/>
-          <w:sz w:val="20"/>
-          <w:szCs w:val="20"/>
-        </w:rPr>
-        <w:t xml:space="preserve">Administer role-based access control (RBAC) and user permissions across four clinical user types, exercising judgment over sensitive-data access.</w:t>
+          <w:rFonts w:ascii="Calibri" w:eastAsia="Calibri" w:hAnsi="Calibri" w:cs="Calibri"/>
+        </w:rPr>
+        <w:t>Administer role-based access control (RBAC) and user permissions across four clinical user types, exercising judgment over sensitive-data access.</w:t>
       </w:r>
     </w:p>
     <w:p>
@@ -332,11 +370,9 @@
       </w:pPr>
       <w:r>
         <w:rPr>
-          <w:rFonts w:ascii="Calibri" w:cs="Calibri" w:eastAsia="Calibri" w:hAnsi="Calibri"/>
-          <w:sz w:val="20"/>
-          <w:szCs w:val="20"/>
-        </w:rPr>
-        <w:t xml:space="preserve">Own the API and database layers of a production platform, working directly with stakeholders to keep systems aligned with operational needs.</w:t>
+          <w:rFonts w:ascii="Calibri" w:eastAsia="Calibri" w:hAnsi="Calibri" w:cs="Calibri"/>
+        </w:rPr>
+        <w:t>Own the API and database layers of a production platform, working directly with stakeholders to keep systems aligned with operational needs.</w:t>
       </w:r>
     </w:p>
     <w:p>
@@ -350,11 +386,9 @@
       </w:pPr>
       <w:r>
         <w:rPr>
-          <w:rFonts w:ascii="Calibri" w:cs="Calibri" w:eastAsia="Calibri" w:hAnsi="Calibri"/>
-          <w:sz w:val="20"/>
-          <w:szCs w:val="20"/>
-        </w:rPr>
-        <w:t xml:space="preserve">Built and maintain a production payment integration (Paystack) as a live third-party system dependency.</w:t>
+          <w:rFonts w:ascii="Calibri" w:eastAsia="Calibri" w:hAnsi="Calibri" w:cs="Calibri"/>
+        </w:rPr>
+        <w:t>Built and maintain a production payment integration (Paystack) as a live third-party system dependency.</w:t>
       </w:r>
     </w:p>
     <w:p>
@@ -368,11 +402,9 @@
       </w:pPr>
       <w:r>
         <w:rPr>
-          <w:rFonts w:ascii="Calibri" w:cs="Calibri" w:eastAsia="Calibri" w:hAnsi="Calibri"/>
-          <w:sz w:val="20"/>
-          <w:szCs w:val="20"/>
-        </w:rPr>
-        <w:t xml:space="preserve">Coordinate with a co-developer to divide ownership of application modules and maintain system stability.</w:t>
+          <w:rFonts w:ascii="Calibri" w:eastAsia="Calibri" w:hAnsi="Calibri" w:cs="Calibri"/>
+        </w:rPr>
+        <w:t>Coordinate with a co-developer to divide ownership of application modules and maintain system stability.</w:t>
       </w:r>
     </w:p>
     <w:p>
@@ -380,29 +412,30 @@
         <w:tabs>
           <w:tab w:val="right" w:pos="9360"/>
         </w:tabs>
-        <w:spacing w:after="20" w:before="140"/>
-      </w:pPr>
-      <w:r>
-        <w:rPr>
-          <w:rFonts w:ascii="Calibri" w:cs="Calibri" w:eastAsia="Calibri" w:hAnsi="Calibri"/>
+        <w:spacing w:before="140" w:after="20"/>
+      </w:pPr>
+      <w:r>
+        <w:rPr>
+          <w:rFonts w:ascii="Calibri" w:eastAsia="Calibri" w:hAnsi="Calibri" w:cs="Calibri"/>
           <w:b/>
           <w:bCs/>
           <w:color w:val="1F3A5F"/>
           <w:sz w:val="21"/>
           <w:szCs w:val="21"/>
         </w:rPr>
-        <w:t xml:space="preserve">Senior Software Engineer (Contract)</w:t>
-      </w:r>
-      <w:r>
-        <w:rPr>
-          <w:rFonts w:ascii="Calibri" w:cs="Calibri" w:eastAsia="Calibri" w:hAnsi="Calibri"/>
+        <w:t>Senior Software Engineer (Contract)</w:t>
+      </w:r>
+      <w:r>
+        <w:rPr>
+          <w:rFonts w:ascii="Calibri" w:eastAsia="Calibri" w:hAnsi="Calibri" w:cs="Calibri"/>
           <w:b/>
           <w:bCs/>
           <w:color w:val="555555"/>
           <w:sz w:val="19"/>
           <w:szCs w:val="19"/>
         </w:rPr>
-        <w:t xml:space="preserve">	2025 – 2026</w:t>
+        <w:tab/>
+        <w:t>2025 – 2026</w:t>
       </w:r>
     </w:p>
     <w:p>
@@ -411,14 +444,14 @@
       </w:pPr>
       <w:r>
         <w:rPr>
-          <w:rFonts w:ascii="Calibri" w:cs="Calibri" w:eastAsia="Calibri" w:hAnsi="Calibri"/>
+          <w:rFonts w:ascii="Calibri" w:eastAsia="Calibri" w:hAnsi="Calibri" w:cs="Calibri"/>
           <w:i/>
           <w:iCs/>
           <w:color w:val="555555"/>
           <w:sz w:val="19"/>
           <w:szCs w:val="19"/>
         </w:rPr>
-        <w:t xml:space="preserve">Flourish Prime Technologies — Enugu, Nigeria (Remote)</w:t>
+        <w:t>Flourish Prime Technologies — Enugu, Nigeria (Remote)</w:t>
       </w:r>
     </w:p>
     <w:p>
@@ -432,11 +465,9 @@
       </w:pPr>
       <w:r>
         <w:rPr>
-          <w:rFonts w:ascii="Calibri" w:cs="Calibri" w:eastAsia="Calibri" w:hAnsi="Calibri"/>
-          <w:sz w:val="20"/>
-          <w:szCs w:val="20"/>
-        </w:rPr>
-        <w:t xml:space="preserve">Owned infrastructure and deployment end-to-end: containerized with Docker, built CI/CD via GitHub Actions, deployed to AWS, and managed supporting Cloudflare configuration.</w:t>
+          <w:rFonts w:ascii="Calibri" w:eastAsia="Calibri" w:hAnsi="Calibri" w:cs="Calibri"/>
+        </w:rPr>
+        <w:t>Owned infrastructure and deployment end-to-end: containerized with Docker, built CI/CD via GitHub Actions, deployed to AWS, and managed supporting Cloudflare configuration.</w:t>
       </w:r>
     </w:p>
     <w:p>
@@ -450,11 +481,9 @@
       </w:pPr>
       <w:r>
         <w:rPr>
-          <w:rFonts w:ascii="Calibri" w:cs="Calibri" w:eastAsia="Calibri" w:hAnsi="Calibri"/>
-          <w:sz w:val="20"/>
-          <w:szCs w:val="20"/>
-        </w:rPr>
-        <w:t xml:space="preserve">Configured multi-tenant access so the platform could serve multiple client organizations from a single deployment — directly relevant to supporting multiple business units on shared systems.</w:t>
+          <w:rFonts w:ascii="Calibri" w:eastAsia="Calibri" w:hAnsi="Calibri" w:cs="Calibri"/>
+        </w:rPr>
+        <w:t>Configured multi-tenant access so the platform could serve multiple client organizations from a single deployment — directly relevant to supporting multiple business units on shared systems.</w:t>
       </w:r>
     </w:p>
     <w:p>
@@ -468,11 +497,9 @@
       </w:pPr>
       <w:r>
         <w:rPr>
-          <w:rFonts w:ascii="Calibri" w:cs="Calibri" w:eastAsia="Calibri" w:hAnsi="Calibri"/>
-          <w:sz w:val="20"/>
-          <w:szCs w:val="20"/>
-        </w:rPr>
-        <w:t xml:space="preserve">Diagnosed and resolved system-wide logic issues introduced by other developers, maintaining platform stability.</w:t>
+          <w:rFonts w:ascii="Calibri" w:eastAsia="Calibri" w:hAnsi="Calibri" w:cs="Calibri"/>
+        </w:rPr>
+        <w:t>Diagnosed and resolved system-wide logic issues introduced by other developers, maintaining platform stability.</w:t>
       </w:r>
     </w:p>
     <w:p>
@@ -486,11 +513,9 @@
       </w:pPr>
       <w:r>
         <w:rPr>
-          <w:rFonts w:ascii="Calibri" w:cs="Calibri" w:eastAsia="Calibri" w:hAnsi="Calibri"/>
-          <w:sz w:val="20"/>
-          <w:szCs w:val="20"/>
-        </w:rPr>
-        <w:t xml:space="preserve">Coordinated technical delivery and priorities across a team that scaled up to four developers and three designers under a compressed timeline.</w:t>
+          <w:rFonts w:ascii="Calibri" w:eastAsia="Calibri" w:hAnsi="Calibri" w:cs="Calibri"/>
+        </w:rPr>
+        <w:t>Coordinated technical delivery and priorities across a team that scaled up to four developers and three designers under a compressed timeline.</w:t>
       </w:r>
     </w:p>
     <w:p>
@@ -498,29 +523,30 @@
         <w:tabs>
           <w:tab w:val="right" w:pos="9360"/>
         </w:tabs>
-        <w:spacing w:after="20" w:before="140"/>
-      </w:pPr>
-      <w:r>
-        <w:rPr>
-          <w:rFonts w:ascii="Calibri" w:cs="Calibri" w:eastAsia="Calibri" w:hAnsi="Calibri"/>
+        <w:spacing w:before="140" w:after="20"/>
+      </w:pPr>
+      <w:r>
+        <w:rPr>
+          <w:rFonts w:ascii="Calibri" w:eastAsia="Calibri" w:hAnsi="Calibri" w:cs="Calibri"/>
           <w:b/>
           <w:bCs/>
           <w:color w:val="1F3A5F"/>
           <w:sz w:val="21"/>
           <w:szCs w:val="21"/>
         </w:rPr>
-        <w:t xml:space="preserve">Software Engineer (Contract / Freelance)</w:t>
-      </w:r>
-      <w:r>
-        <w:rPr>
-          <w:rFonts w:ascii="Calibri" w:cs="Calibri" w:eastAsia="Calibri" w:hAnsi="Calibri"/>
+        <w:t>Software Engineer (Contract / Freelance)</w:t>
+      </w:r>
+      <w:r>
+        <w:rPr>
+          <w:rFonts w:ascii="Calibri" w:eastAsia="Calibri" w:hAnsi="Calibri" w:cs="Calibri"/>
           <w:b/>
           <w:bCs/>
           <w:color w:val="555555"/>
           <w:sz w:val="19"/>
           <w:szCs w:val="19"/>
         </w:rPr>
-        <w:t xml:space="preserve">	2025 – 2026</w:t>
+        <w:tab/>
+        <w:t>2025 – 2026</w:t>
       </w:r>
     </w:p>
     <w:p>
@@ -529,14 +555,14 @@
       </w:pPr>
       <w:r>
         <w:rPr>
-          <w:rFonts w:ascii="Calibri" w:cs="Calibri" w:eastAsia="Calibri" w:hAnsi="Calibri"/>
+          <w:rFonts w:ascii="Calibri" w:eastAsia="Calibri" w:hAnsi="Calibri" w:cs="Calibri"/>
           <w:i/>
           <w:iCs/>
           <w:color w:val="555555"/>
           <w:sz w:val="19"/>
           <w:szCs w:val="19"/>
         </w:rPr>
-        <w:t xml:space="preserve">Grazconcepts Limited — Remote (Africa Market)</w:t>
+        <w:t>Grazconcepts Limited — Remote (Africa Market)</w:t>
       </w:r>
     </w:p>
     <w:p>
@@ -550,11 +576,9 @@
       </w:pPr>
       <w:r>
         <w:rPr>
-          <w:rFonts w:ascii="Calibri" w:cs="Calibri" w:eastAsia="Calibri" w:hAnsi="Calibri"/>
-          <w:sz w:val="20"/>
-          <w:szCs w:val="20"/>
-        </w:rPr>
-        <w:t xml:space="preserve">Owned production infrastructure independently for a client platform — deployed and managed both backend (Render) and frontend (Vercel) environments.</w:t>
+          <w:rFonts w:ascii="Calibri" w:eastAsia="Calibri" w:hAnsi="Calibri" w:cs="Calibri"/>
+        </w:rPr>
+        <w:t>Owned production infrastructure independently for a client platform — deployed and managed both backend (Render) and frontend (Vercel) environments.</w:t>
       </w:r>
     </w:p>
     <w:p>
@@ -568,11 +592,9 @@
       </w:pPr>
       <w:r>
         <w:rPr>
-          <w:rFonts w:ascii="Calibri" w:cs="Calibri" w:eastAsia="Calibri" w:hAnsi="Calibri"/>
-          <w:sz w:val="20"/>
-          <w:szCs w:val="20"/>
-        </w:rPr>
-        <w:t xml:space="preserve">Managed two third-party payment integrations (Paystack, Flutterwave) as vendor/system dependencies.</w:t>
+          <w:rFonts w:ascii="Calibri" w:eastAsia="Calibri" w:hAnsi="Calibri" w:cs="Calibri"/>
+        </w:rPr>
+        <w:t>Managed two third-party payment integrations (Paystack, Flutterwave) as vendor/system dependencies.</w:t>
       </w:r>
     </w:p>
     <w:p>
@@ -586,46 +608,42 @@
       </w:pPr>
       <w:r>
         <w:rPr>
-          <w:rFonts w:ascii="Calibri" w:cs="Calibri" w:eastAsia="Calibri" w:hAnsi="Calibri"/>
-          <w:sz w:val="20"/>
-          <w:szCs w:val="20"/>
-        </w:rPr>
-        <w:t xml:space="preserve">Served as the sole technical point of contact for the client throughout the engagement.</w:t>
+          <w:rFonts w:ascii="Calibri" w:eastAsia="Calibri" w:hAnsi="Calibri" w:cs="Calibri"/>
+        </w:rPr>
+        <w:t>Served as the sole technical point of contact for the client throughout the engagement.</w:t>
       </w:r>
     </w:p>
     <w:p>
       <w:pPr>
         <w:pBdr>
-          <w:bottom w:val="single" w:color="CCCCCC" w:sz="4" w:space="2"/>
+          <w:bottom w:val="single" w:sz="4" w:space="2" w:color="CCCCCC"/>
         </w:pBdr>
-        <w:spacing w:after="100" w:before="200"/>
-      </w:pPr>
-      <w:r>
-        <w:rPr>
-          <w:rFonts w:ascii="Calibri" w:cs="Calibri" w:eastAsia="Calibri" w:hAnsi="Calibri"/>
+        <w:spacing w:before="200" w:after="100"/>
+      </w:pPr>
+      <w:r>
+        <w:rPr>
+          <w:rFonts w:ascii="Calibri" w:eastAsia="Calibri" w:hAnsi="Calibri" w:cs="Calibri"/>
           <w:b/>
           <w:bCs/>
           <w:color w:val="1F3A5F"/>
-          <w:sz w:val="20"/>
-          <w:szCs w:val="20"/>
-        </w:rPr>
-        <w:t xml:space="preserve">SELECTED PROJECTS</w:t>
-      </w:r>
-    </w:p>
-    <w:p>
-      <w:pPr>
-        <w:spacing w:after="20" w:before="120"/>
-      </w:pPr>
-      <w:r>
-        <w:rPr>
-          <w:rFonts w:ascii="Calibri" w:cs="Calibri" w:eastAsia="Calibri" w:hAnsi="Calibri"/>
+        </w:rPr>
+        <w:t>SELECTED PROJECTS</w:t>
+      </w:r>
+    </w:p>
+    <w:p>
+      <w:pPr>
+        <w:spacing w:before="120" w:after="20"/>
+      </w:pPr>
+      <w:r>
+        <w:rPr>
+          <w:rFonts w:ascii="Calibri" w:eastAsia="Calibri" w:hAnsi="Calibri" w:cs="Calibri"/>
           <w:b/>
           <w:bCs/>
           <w:color w:val="1F3A5F"/>
           <w:sz w:val="21"/>
           <w:szCs w:val="21"/>
         </w:rPr>
-        <w:t xml:space="preserve">Learning Management System — Infrastructure &amp; Multi-Org Access</w:t>
+        <w:t>Learning Management System — Infrastructure &amp; Multi-Org Access</w:t>
       </w:r>
     </w:p>
     <w:p>
@@ -634,14 +652,14 @@
       </w:pPr>
       <w:r>
         <w:rPr>
-          <w:rFonts w:ascii="Calibri" w:cs="Calibri" w:eastAsia="Calibri" w:hAnsi="Calibri"/>
+          <w:rFonts w:ascii="Calibri" w:eastAsia="Calibri" w:hAnsi="Calibri" w:cs="Calibri"/>
           <w:i/>
           <w:iCs/>
           <w:color w:val="555555"/>
           <w:sz w:val="18"/>
           <w:szCs w:val="18"/>
         </w:rPr>
-        <w:t xml:space="preserve">Django · React · Docker · GitHub Actions · AWS · Cloudflare</w:t>
+        <w:t>Django · React · Docker · GitHub Actions · AWS · Cloudflare</w:t>
       </w:r>
     </w:p>
     <w:p>
@@ -655,27 +673,26 @@
       </w:pPr>
       <w:r>
         <w:rPr>
-          <w:rFonts w:ascii="Calibri" w:cs="Calibri" w:eastAsia="Calibri" w:hAnsi="Calibri"/>
-          <w:sz w:val="20"/>
-          <w:szCs w:val="20"/>
-        </w:rPr>
-        <w:t xml:space="preserve">Owned infrastructure and deployment (Docker, CI/CD, AWS, Cloudflare) for a platform serving multiple organizations; configured multi-tenant access and resolved system-wide logic issues.</w:t>
-      </w:r>
-    </w:p>
-    <w:p>
-      <w:pPr>
-        <w:spacing w:after="20" w:before="120"/>
-      </w:pPr>
-      <w:r>
-        <w:rPr>
-          <w:rFonts w:ascii="Calibri" w:cs="Calibri" w:eastAsia="Calibri" w:hAnsi="Calibri"/>
+          <w:rFonts w:ascii="Calibri" w:eastAsia="Calibri" w:hAnsi="Calibri" w:cs="Calibri"/>
+        </w:rPr>
+        <w:lastRenderedPageBreak/>
+        <w:t>Owned infrastructure and deployment (Docker, CI/CD, AWS, Cloudflare) for a platform serving multiple organizations; configured multi-tenant access and resolved system-wide logic issues.</w:t>
+      </w:r>
+    </w:p>
+    <w:p>
+      <w:pPr>
+        <w:spacing w:before="120" w:after="20"/>
+      </w:pPr>
+      <w:r>
+        <w:rPr>
+          <w:rFonts w:ascii="Calibri" w:eastAsia="Calibri" w:hAnsi="Calibri" w:cs="Calibri"/>
           <w:b/>
           <w:bCs/>
           <w:color w:val="1F3A5F"/>
           <w:sz w:val="21"/>
           <w:szCs w:val="21"/>
         </w:rPr>
-        <w:t xml:space="preserve">Electronic Health Record (EHR) Platform — Access Administration &amp; Vendor Integration</w:t>
+        <w:t>Electronic Health Record (EHR) Platform — Access Administration &amp; Vendor Integration</w:t>
       </w:r>
     </w:p>
     <w:p>
@@ -684,14 +701,14 @@
       </w:pPr>
       <w:r>
         <w:rPr>
-          <w:rFonts w:ascii="Calibri" w:cs="Calibri" w:eastAsia="Calibri" w:hAnsi="Calibri"/>
+          <w:rFonts w:ascii="Calibri" w:eastAsia="Calibri" w:hAnsi="Calibri" w:cs="Calibri"/>
           <w:i/>
           <w:iCs/>
           <w:color w:val="555555"/>
           <w:sz w:val="18"/>
           <w:szCs w:val="18"/>
         </w:rPr>
-        <w:t xml:space="preserve">Django/Python · React · Paystack</w:t>
+        <w:t>Django/Python · React · Paystack</w:t>
       </w:r>
     </w:p>
     <w:p>
@@ -705,27 +722,25 @@
       </w:pPr>
       <w:r>
         <w:rPr>
-          <w:rFonts w:ascii="Calibri" w:cs="Calibri" w:eastAsia="Calibri" w:hAnsi="Calibri"/>
-          <w:sz w:val="20"/>
-          <w:szCs w:val="20"/>
-        </w:rPr>
-        <w:t xml:space="preserve">Administered production RBAC across four clinical roles and managed a live Paystack payment integration as an ongoing vendor dependency.</w:t>
-      </w:r>
-    </w:p>
-    <w:p>
-      <w:pPr>
-        <w:spacing w:after="20" w:before="120"/>
-      </w:pPr>
-      <w:r>
-        <w:rPr>
-          <w:rFonts w:ascii="Calibri" w:cs="Calibri" w:eastAsia="Calibri" w:hAnsi="Calibri"/>
+          <w:rFonts w:ascii="Calibri" w:eastAsia="Calibri" w:hAnsi="Calibri" w:cs="Calibri"/>
+        </w:rPr>
+        <w:t>Administered production RBAC across four clinical roles and managed a live Paystack payment integration as an ongoing vendor dependency.</w:t>
+      </w:r>
+    </w:p>
+    <w:p>
+      <w:pPr>
+        <w:spacing w:before="120" w:after="20"/>
+      </w:pPr>
+      <w:r>
+        <w:rPr>
+          <w:rFonts w:ascii="Calibri" w:eastAsia="Calibri" w:hAnsi="Calibri" w:cs="Calibri"/>
           <w:b/>
           <w:bCs/>
           <w:color w:val="1F3A5F"/>
           <w:sz w:val="21"/>
           <w:szCs w:val="21"/>
         </w:rPr>
-        <w:t xml:space="preserve">Travel &amp; FinTech Platform — Independent Infrastructure Ownership</w:t>
+        <w:t>Travel &amp; FinTech Platform — Independent Infrastructure Ownership</w:t>
       </w:r>
     </w:p>
     <w:p>
@@ -734,14 +749,14 @@
       </w:pPr>
       <w:r>
         <w:rPr>
-          <w:rFonts w:ascii="Calibri" w:cs="Calibri" w:eastAsia="Calibri" w:hAnsi="Calibri"/>
+          <w:rFonts w:ascii="Calibri" w:eastAsia="Calibri" w:hAnsi="Calibri" w:cs="Calibri"/>
           <w:i/>
           <w:iCs/>
           <w:color w:val="555555"/>
           <w:sz w:val="18"/>
           <w:szCs w:val="18"/>
         </w:rPr>
-        <w:t xml:space="preserve">Python · React · Paystack · Flutterwave · Render · Vercel</w:t>
+        <w:t>Python · React · Paystack · Flutterwave · Render · Vercel</w:t>
       </w:r>
     </w:p>
     <w:p>
@@ -755,30 +770,26 @@
       </w:pPr>
       <w:r>
         <w:rPr>
-          <w:rFonts w:ascii="Calibri" w:cs="Calibri" w:eastAsia="Calibri" w:hAnsi="Calibri"/>
-          <w:sz w:val="20"/>
-          <w:szCs w:val="20"/>
-        </w:rPr>
-        <w:t xml:space="preserve">Independently owned production infrastructure and two vendor payment integrations for a client platform.</w:t>
+          <w:rFonts w:ascii="Calibri" w:eastAsia="Calibri" w:hAnsi="Calibri" w:cs="Calibri"/>
+        </w:rPr>
+        <w:t>Independently owned production infrastructure and two vendor payment integrations for a client platform.</w:t>
       </w:r>
     </w:p>
     <w:p>
       <w:pPr>
         <w:pBdr>
-          <w:bottom w:val="single" w:color="CCCCCC" w:sz="4" w:space="2"/>
+          <w:bottom w:val="single" w:sz="4" w:space="2" w:color="CCCCCC"/>
         </w:pBdr>
-        <w:spacing w:after="100" w:before="200"/>
-      </w:pPr>
-      <w:r>
-        <w:rPr>
-          <w:rFonts w:ascii="Calibri" w:cs="Calibri" w:eastAsia="Calibri" w:hAnsi="Calibri"/>
+        <w:spacing w:before="200" w:after="100"/>
+      </w:pPr>
+      <w:r>
+        <w:rPr>
+          <w:rFonts w:ascii="Calibri" w:eastAsia="Calibri" w:hAnsi="Calibri" w:cs="Calibri"/>
           <w:b/>
           <w:bCs/>
           <w:color w:val="1F3A5F"/>
-          <w:sz w:val="20"/>
-          <w:szCs w:val="20"/>
-        </w:rPr>
-        <w:t xml:space="preserve">ADDITIONAL EXPERIENCE</w:t>
+        </w:rPr>
+        <w:t>ADDITIONAL EXPERIENCE</w:t>
       </w:r>
     </w:p>
     <w:p>
@@ -792,11 +803,9 @@
       </w:pPr>
       <w:r>
         <w:rPr>
-          <w:rFonts w:ascii="Calibri" w:cs="Calibri" w:eastAsia="Calibri" w:hAnsi="Calibri"/>
-          <w:sz w:val="20"/>
-          <w:szCs w:val="20"/>
-        </w:rPr>
-        <w:t xml:space="preserve">Full-Stack Developer, World Wide Web 2geda Technology Limited (Jul–Dec 2023) — Built cross-platform mobile apps (Flutter/React Native) with a Django backend; managed end-to-end release deployment to the Apple App Store and Google Play.</w:t>
+          <w:rFonts w:ascii="Calibri" w:eastAsia="Calibri" w:hAnsi="Calibri" w:cs="Calibri"/>
+        </w:rPr>
+        <w:t>Full-Stack Developer, World Wide Web 2geda Technology Limited (Jul–Dec 2023) — Built cross-platform mobile apps (Flutter/React Native) with a Django backend; managed end-to-end release deployment to the Apple App Store and Google Play.</w:t>
       </w:r>
     </w:p>
     <w:p>
@@ -810,11 +819,9 @@
       </w:pPr>
       <w:r>
         <w:rPr>
-          <w:rFonts w:ascii="Calibri" w:cs="Calibri" w:eastAsia="Calibri" w:hAnsi="Calibri"/>
-          <w:sz w:val="20"/>
-          <w:szCs w:val="20"/>
-        </w:rPr>
-        <w:t xml:space="preserve">Frontend Developer (Contract / Freelance), Adutem Innovation (2024–2025) — Refined API contracts and requirements with backend engineers on a Node.js-backed product, reducing integration gaps.</w:t>
+          <w:rFonts w:ascii="Calibri" w:eastAsia="Calibri" w:hAnsi="Calibri" w:cs="Calibri"/>
+        </w:rPr>
+        <w:t>Frontend Developer (Contract / Freelance), Adutem Innovation (2024–2025) — Refined API contracts and requirements with backend engineers on a Node.js-backed product, reducing integration gaps.</w:t>
       </w:r>
     </w:p>
     <w:p>
@@ -828,11 +835,9 @@
       </w:pPr>
       <w:r>
         <w:rPr>
-          <w:rFonts w:ascii="Calibri" w:cs="Calibri" w:eastAsia="Calibri" w:hAnsi="Calibri"/>
-          <w:sz w:val="20"/>
-          <w:szCs w:val="20"/>
-        </w:rPr>
-        <w:t xml:space="preserve">UI/UX Designer (Volunteer), Semaver, Inc. (2022–2023) — Conducted user research and translated findings into interface requirements for web and mobile products.</w:t>
+          <w:rFonts w:ascii="Calibri" w:eastAsia="Calibri" w:hAnsi="Calibri" w:cs="Calibri"/>
+        </w:rPr>
+        <w:t>UI/UX Designer (Volunteer), Semaver, Inc. (2022–2023) — Conducted user research and translated findings into interface requirements for web and mobile products.</w:t>
       </w:r>
     </w:p>
     <w:p>
@@ -846,30 +851,26 @@
       </w:pPr>
       <w:r>
         <w:rPr>
-          <w:rFonts w:ascii="Calibri" w:cs="Calibri" w:eastAsia="Calibri" w:hAnsi="Calibri"/>
-          <w:sz w:val="20"/>
-          <w:szCs w:val="20"/>
-        </w:rPr>
-        <w:t xml:space="preserve">Software Engineering Intern, First Technical University ICT Department (2022) — Contributed to debugging, feature development, and technical documentation under senior engineer supervision.</w:t>
+          <w:rFonts w:ascii="Calibri" w:eastAsia="Calibri" w:hAnsi="Calibri" w:cs="Calibri"/>
+        </w:rPr>
+        <w:t>Software Engineering Intern, First Technical University ICT Department (2022) — Contributed to debugging, feature development, and technical documentation under senior engineer supervision.</w:t>
       </w:r>
     </w:p>
     <w:p>
       <w:pPr>
         <w:pBdr>
-          <w:bottom w:val="single" w:color="CCCCCC" w:sz="4" w:space="2"/>
+          <w:bottom w:val="single" w:sz="4" w:space="2" w:color="CCCCCC"/>
         </w:pBdr>
-        <w:spacing w:after="100" w:before="200"/>
-      </w:pPr>
-      <w:r>
-        <w:rPr>
-          <w:rFonts w:ascii="Calibri" w:cs="Calibri" w:eastAsia="Calibri" w:hAnsi="Calibri"/>
+        <w:spacing w:before="200" w:after="100"/>
+      </w:pPr>
+      <w:r>
+        <w:rPr>
+          <w:rFonts w:ascii="Calibri" w:eastAsia="Calibri" w:hAnsi="Calibri" w:cs="Calibri"/>
           <w:b/>
           <w:bCs/>
           <w:color w:val="1F3A5F"/>
-          <w:sz w:val="20"/>
-          <w:szCs w:val="20"/>
-        </w:rPr>
-        <w:t xml:space="preserve">TRAINING &amp; MENTORING</w:t>
+        </w:rPr>
+        <w:t>TRAINING &amp; MENTORING</w:t>
       </w:r>
     </w:p>
     <w:p>
@@ -883,30 +884,26 @@
       </w:pPr>
       <w:r>
         <w:rPr>
-          <w:rFonts w:ascii="Calibri" w:cs="Calibri" w:eastAsia="Calibri" w:hAnsi="Calibri"/>
-          <w:sz w:val="20"/>
-          <w:szCs w:val="20"/>
-        </w:rPr>
-        <w:t xml:space="preserve">Python &amp; Computer Science Tutor / Mentor — AppClick ICT Academy, Erudite Group of Schools, Great Messiah International School (2024–2026): Delivered structured technical training and documentation to learners across three institutions.</w:t>
+          <w:rFonts w:ascii="Calibri" w:eastAsia="Calibri" w:hAnsi="Calibri" w:cs="Calibri"/>
+        </w:rPr>
+        <w:t>Python &amp; Computer Science Tutor / Mentor — AppClick ICT Academy, Erudite Group of Schools, Great Messiah International School (2024–2026): Delivered structured technical training and documentation to learners across three institutions.</w:t>
       </w:r>
     </w:p>
     <w:p>
       <w:pPr>
         <w:pBdr>
-          <w:bottom w:val="single" w:color="CCCCCC" w:sz="4" w:space="2"/>
+          <w:bottom w:val="single" w:sz="4" w:space="2" w:color="CCCCCC"/>
         </w:pBdr>
-        <w:spacing w:after="100" w:before="200"/>
-      </w:pPr>
-      <w:r>
-        <w:rPr>
-          <w:rFonts w:ascii="Calibri" w:cs="Calibri" w:eastAsia="Calibri" w:hAnsi="Calibri"/>
+        <w:spacing w:before="200" w:after="100"/>
+      </w:pPr>
+      <w:r>
+        <w:rPr>
+          <w:rFonts w:ascii="Calibri" w:eastAsia="Calibri" w:hAnsi="Calibri" w:cs="Calibri"/>
           <w:b/>
           <w:bCs/>
           <w:color w:val="1F3A5F"/>
-          <w:sz w:val="20"/>
-          <w:szCs w:val="20"/>
-        </w:rPr>
-        <w:t xml:space="preserve">EDUCATION</w:t>
+        </w:rPr>
+        <w:t>EDUCATION</w:t>
       </w:r>
     </w:p>
     <w:p>
@@ -915,11 +912,9 @@
       </w:pPr>
       <w:r>
         <w:rPr>
-          <w:rFonts w:ascii="Calibri" w:cs="Calibri" w:eastAsia="Calibri" w:hAnsi="Calibri"/>
-          <w:sz w:val="20"/>
-          <w:szCs w:val="20"/>
-        </w:rPr>
-        <w:t xml:space="preserve">B.Sc. Software Engineering — First Technical University, Ibadan | Dec 2019 – Aug 2023 | CGPA: 4.70</w:t>
+          <w:rFonts w:ascii="Calibri" w:eastAsia="Calibri" w:hAnsi="Calibri" w:cs="Calibri"/>
+        </w:rPr>
+        <w:t>B.Sc. Software Engineering — First Technical University, Ibadan | Dec 2019 – Aug 2023 | CGPA: 4.70</w:t>
       </w:r>
     </w:p>
     <w:p>
@@ -928,30 +923,26 @@
       </w:pPr>
       <w:r>
         <w:rPr>
-          <w:rFonts w:ascii="Calibri" w:cs="Calibri" w:eastAsia="Calibri" w:hAnsi="Calibri"/>
-          <w:sz w:val="20"/>
-          <w:szCs w:val="20"/>
-        </w:rPr>
-        <w:t xml:space="preserve">Master of Business Administration (MBA) — University of Ibadan | Ongoing</w:t>
+          <w:rFonts w:ascii="Calibri" w:eastAsia="Calibri" w:hAnsi="Calibri" w:cs="Calibri"/>
+        </w:rPr>
+        <w:t>Master of Business Administration (MBA) — University of Ibadan | Ongoing</w:t>
       </w:r>
     </w:p>
     <w:p>
       <w:pPr>
         <w:pBdr>
-          <w:bottom w:val="single" w:color="CCCCCC" w:sz="4" w:space="2"/>
+          <w:bottom w:val="single" w:sz="4" w:space="2" w:color="CCCCCC"/>
         </w:pBdr>
-        <w:spacing w:after="100" w:before="200"/>
-      </w:pPr>
-      <w:r>
-        <w:rPr>
-          <w:rFonts w:ascii="Calibri" w:cs="Calibri" w:eastAsia="Calibri" w:hAnsi="Calibri"/>
+        <w:spacing w:before="200" w:after="100"/>
+      </w:pPr>
+      <w:r>
+        <w:rPr>
+          <w:rFonts w:ascii="Calibri" w:eastAsia="Calibri" w:hAnsi="Calibri" w:cs="Calibri"/>
           <w:b/>
           <w:bCs/>
           <w:color w:val="1F3A5F"/>
-          <w:sz w:val="20"/>
-          <w:szCs w:val="20"/>
-        </w:rPr>
-        <w:t xml:space="preserve">LEADERSHIP &amp; ADDITIONAL CREDENTIALS</w:t>
+        </w:rPr>
+        <w:t>LEADERSHIP &amp; ADDITIONAL CREDENTIALS</w:t>
       </w:r>
     </w:p>
     <w:p>
@@ -960,106 +951,82 @@
       </w:pPr>
       <w:r>
         <w:rPr>
-          <w:rFonts w:ascii="Calibri" w:cs="Calibri" w:eastAsia="Calibri" w:hAnsi="Calibri"/>
-          <w:sz w:val="20"/>
-          <w:szCs w:val="20"/>
-        </w:rPr>
-        <w:t xml:space="preserve">Google Developer Student Club — Web Lead  ·  Nigeria Content Development and Monitoring Board (NCDMB) Certification</w:t>
+          <w:rFonts w:ascii="Calibri" w:eastAsia="Calibri" w:hAnsi="Calibri" w:cs="Calibri"/>
+        </w:rPr>
+        <w:t>Google Developer Student Club — Web Lead  ·  Nigeria Content Development and Monitoring Board (NCDMB) Certification</w:t>
       </w:r>
     </w:p>
     <w:sectPr>
-      <w:pgSz w:w="12240" w:h="15840" w:orient="portrait"/>
+      <w:pgSz w:w="12240" w:h="15840"/>
       <w:pgMar w:top="720" w:right="720" w:bottom="720" w:left="720" w:header="708" w:footer="708" w:gutter="0"/>
-      <w:pgNumType/>
+      <w:cols w:space="720"/>
       <w:docGrid w:linePitch="360"/>
     </w:sectPr>
   </w:body>
 </w:document>
 </file>
 
-<file path=word/comments.xml><?xml version="1.0" encoding="utf-8"?>
-<w:comments xmlns:cx="http://schemas.microsoft.com/office/drawing/2014/chartex" xmlns:cx1="http://schemas.microsoft.com/office/drawing/2015/9/8/chartex" xmlns:cx2="http://schemas.microsoft.com/office/drawing/2015/10/21/chartex" xmlns:cx3="http://schemas.microsoft.com/office/drawing/2016/5/9/chartex" xmlns:cx4="http://schemas.microsoft.com/office/drawing/2016/5/10/chartex" xmlns:cx5="http://schemas.microsoft.com/office/drawing/2016/5/11/chartex" xmlns:cx6="http://schemas.microsoft.com/office/drawing/2016/5/12/chartex" xmlns:cx7="http://schemas.microsoft.com/office/drawing/2016/5/13/chartex" xmlns:cx8="http://schemas.microsoft.com/office/drawing/2016/5/14/chartex" xmlns:mc="http://schemas.openxmlformats.org/markup-compatibility/2006" xmlns:aink="http://schemas.microsoft.com/office/drawing/2016/ink" xmlns:am3d="http://schemas.microsoft.com/office/drawing/2017/model3d" xmlns:o="urn:schemas-microsoft-com:office:office" xmlns:r="http://schemas.openxmlformats.org/officeDocument/2006/relationships" xmlns:m="http://schemas.openxmlformats.org/officeDocument/2006/math" xmlns:v="urn:schemas-microsoft-com:vml" xmlns:wp14="http://schemas.microsoft.com/office/word/2010/wordprocessingDrawing" xmlns:wp="http://schemas.openxmlformats.org/drawingml/2006/wordprocessingDrawing" xmlns:w10="urn:schemas-microsoft-com:office:word" xmlns:w="http://schemas.openxmlformats.org/wordprocessingml/2006/main" xmlns:w14="http://schemas.microsoft.com/office/word/2010/wordml" xmlns:w15="http://schemas.microsoft.com/office/word/2012/wordml" xmlns:w16cex="http://schemas.microsoft.com/office/word/2018/wordml/cex" xmlns:w16cid="http://schemas.microsoft.com/office/word/2016/wordml/cid" xmlns:w16="http://schemas.microsoft.com/office/word/2018/wordml" xmlns:w16sdtdh="http://schemas.microsoft.com/office/word/2020/wordml/sdtdatahash" xmlns:w16se="http://schemas.microsoft.com/office/word/2015/wordml/symex" xmlns:wpg="http://schemas.microsoft.com/office/word/2010/wordprocessingGroup" xmlns:wpi="http://schemas.microsoft.com/office/word/2010/wordprocessingInk" xmlns:wne="http://schemas.microsoft.com/office/word/2006/wordml" xmlns:wps="http://schemas.microsoft.com/office/word/2010/wordprocessingShape"/>
-</file>
-
-<file path=word/endnotes.xml><?xml version="1.0" encoding="utf-8"?>
-<w:endnotes xmlns:wpc="http://schemas.microsoft.com/office/word/2010/wordprocessingCanvas" xmlns:mc="http://schemas.openxmlformats.org/markup-compatibility/2006" xmlns:o="urn:schemas-microsoft-com:office:office" xmlns:r="http://schemas.openxmlformats.org/officeDocument/2006/relationships" xmlns:m="http://schemas.openxmlformats.org/officeDocument/2006/math" xmlns:v="urn:schemas-microsoft-com:vml" xmlns:wp14="http://schemas.microsoft.com/office/word/2010/wordprocessingDrawing" xmlns:wp="http://schemas.openxmlformats.org/drawingml/2006/wordprocessingDrawing" xmlns:w10="urn:schemas-microsoft-com:office:word" xmlns:w="http://schemas.openxmlformats.org/wordprocessingml/2006/main" xmlns:w14="http://schemas.microsoft.com/office/word/2010/wordml" xmlns:w15="http://schemas.microsoft.com/office/word/2012/wordml" xmlns:wpg="http://schemas.microsoft.com/office/word/2010/wordprocessingGroup" xmlns:wpi="http://schemas.microsoft.com/office/word/2010/wordprocessingInk" xmlns:wne="http://schemas.microsoft.com/office/word/2006/wordml" xmlns:wps="http://schemas.microsoft.com/office/word/2010/wordprocessingShape" mc:Ignorable="w14 w15 wp14">
-  <w:endnote w:type="separator" w:id="-1">
-    <w:p>
-      <w:pPr>
-        <w:spacing w:after="0" w:line="240" w:lineRule="auto"/>
-      </w:pPr>
-      <w:r>
-        <w:rPr>
-          <w:rStyle w:val="EndnoteReference"/>
-        </w:rPr>
-        <w:endnoteRef/>
-      </w:r>
-      <w:r>
-        <w:separator/>
-      </w:r>
-    </w:p>
-  </w:endnote>
-  <w:endnote w:type="continuationSeparator" w:id="0">
-    <w:p>
-      <w:pPr>
-        <w:spacing w:after="0" w:line="240" w:lineRule="auto"/>
-      </w:pPr>
-      <w:r>
-        <w:rPr>
-          <w:rStyle w:val="EndnoteReference"/>
-        </w:rPr>
-        <w:endnoteRef/>
-      </w:r>
-      <w:r>
-        <w:continuationSeparator/>
-      </w:r>
-    </w:p>
-  </w:endnote>
-</w:endnotes>
-</file>
-
-<file path=word/footnotes.xml><?xml version="1.0" encoding="utf-8"?>
-<w:footnotes xmlns:wpc="http://schemas.microsoft.com/office/word/2010/wordprocessingCanvas" xmlns:mc="http://schemas.openxmlformats.org/markup-compatibility/2006" xmlns:o="urn:schemas-microsoft-com:office:office" xmlns:r="http://schemas.openxmlformats.org/officeDocument/2006/relationships" xmlns:m="http://schemas.openxmlformats.org/officeDocument/2006/math" xmlns:v="urn:schemas-microsoft-com:vml" xmlns:wp14="http://schemas.microsoft.com/office/word/2010/wordprocessingDrawing" xmlns:wp="http://schemas.openxmlformats.org/drawingml/2006/wordprocessingDrawing" xmlns:w10="urn:schemas-microsoft-com:office:word" xmlns:w="http://schemas.openxmlformats.org/wordprocessingml/2006/main" xmlns:w14="http://schemas.microsoft.com/office/word/2010/wordml" xmlns:w15="http://schemas.microsoft.com/office/word/2012/wordml" xmlns:wpg="http://schemas.microsoft.com/office/word/2010/wordprocessingGroup" xmlns:wpi="http://schemas.microsoft.com/office/word/2010/wordprocessingInk" xmlns:wne="http://schemas.microsoft.com/office/word/2006/wordml" xmlns:wps="http://schemas.microsoft.com/office/word/2010/wordprocessingShape" mc:Ignorable="w14 w15 wp14">
-  <w:footnote w:type="separator" w:id="-1">
-    <w:p>
-      <w:pPr>
-        <w:spacing w:after="0" w:line="240" w:lineRule="auto"/>
-      </w:pPr>
-      <w:r>
-        <w:rPr>
-          <w:rStyle w:val="FootnoteReference"/>
-        </w:rPr>
-        <w:footnoteRef/>
-      </w:r>
-      <w:r>
-        <w:separator/>
-      </w:r>
-    </w:p>
-  </w:footnote>
-  <w:footnote w:type="continuationSeparator" w:id="0">
-    <w:p>
-      <w:pPr>
-        <w:spacing w:after="0" w:line="240" w:lineRule="auto"/>
-      </w:pPr>
-      <w:r>
-        <w:rPr>
-          <w:rStyle w:val="FootnoteReference"/>
-        </w:rPr>
-        <w:footnoteRef/>
-      </w:r>
-      <w:r>
-        <w:continuationSeparator/>
-      </w:r>
-    </w:p>
-  </w:footnote>
-</w:footnotes>
-</file>
-
 <file path=word/numbering.xml><?xml version="1.0" encoding="utf-8"?>
-<w:numbering xmlns:wpc="http://schemas.microsoft.com/office/word/2010/wordprocessingCanvas" xmlns:mc="http://schemas.openxmlformats.org/markup-compatibility/2006" xmlns:o="urn:schemas-microsoft-com:office:office" xmlns:r="http://schemas.openxmlformats.org/officeDocument/2006/relationships" xmlns:m="http://schemas.openxmlformats.org/officeDocument/2006/math" xmlns:v="urn:schemas-microsoft-com:vml" xmlns:wp14="http://schemas.microsoft.com/office/word/2010/wordprocessingDrawing" xmlns:wp="http://schemas.openxmlformats.org/drawingml/2006/wordprocessingDrawing" xmlns:w10="urn:schemas-microsoft-com:office:word" xmlns:w="http://schemas.openxmlformats.org/wordprocessingml/2006/main" xmlns:w14="http://schemas.microsoft.com/office/word/2010/wordml" xmlns:w15="http://schemas.microsoft.com/office/word/2012/wordml" xmlns:wpg="http://schemas.microsoft.com/office/word/2010/wordprocessingGroup" xmlns:wpi="http://schemas.microsoft.com/office/word/2010/wordprocessingInk" xmlns:wne="http://schemas.microsoft.com/office/word/2006/wordml" xmlns:wps="http://schemas.microsoft.com/office/word/2010/wordprocessingShape" mc:Ignorable="w14 w15 wp14">
+<w:numbering xmlns:wpc="http://schemas.microsoft.com/office/word/2010/wordprocessingCanvas" xmlns:cx="http://schemas.microsoft.com/office/drawing/2014/chartex" xmlns:cx1="http://schemas.microsoft.com/office/drawing/2015/9/8/chartex" xmlns:cx2="http://schemas.microsoft.com/office/drawing/2015/10/21/chartex" xmlns:cx3="http://schemas.microsoft.com/office/drawing/2016/5/9/chartex" xmlns:cx4="http://schemas.microsoft.com/office/drawing/2016/5/10/chartex" xmlns:cx5="http://schemas.microsoft.com/office/drawing/2016/5/11/chartex" xmlns:cx6="http://schemas.microsoft.com/office/drawing/2016/5/12/chartex" xmlns:cx7="http://schemas.microsoft.com/office/drawing/2016/5/13/chartex" xmlns:cx8="http://schemas.microsoft.com/office/drawing/2016/5/14/chartex" xmlns:mc="http://schemas.openxmlformats.org/markup-compatibility/2006" xmlns:aink="http://schemas.microsoft.com/office/drawing/2016/ink" xmlns:am3d="http://schemas.microsoft.com/office/drawing/2017/model3d" xmlns:o="urn:schemas-microsoft-com:office:office" xmlns:oel="http://schemas.microsoft.com/office/2019/extlst" xmlns:r="http://schemas.openxmlformats.org/officeDocument/2006/relationships" xmlns:m="http://schemas.openxmlformats.org/officeDocument/2006/math" xmlns:v="urn:schemas-microsoft-com:vml" xmlns:wp14="http://schemas.microsoft.com/office/word/2010/wordprocessingDrawing" xmlns:wp="http://schemas.openxmlformats.org/drawingml/2006/wordprocessingDrawing" xmlns:w10="urn:schemas-microsoft-com:office:word" xmlns:w="http://schemas.openxmlformats.org/wordprocessingml/2006/main" xmlns:w14="http://schemas.microsoft.com/office/word/2010/wordml" xmlns:w15="http://schemas.microsoft.com/office/word/2012/wordml" xmlns:w16cex="http://schemas.microsoft.com/office/word/2018/wordml/cex" xmlns:w16cid="http://schemas.microsoft.com/office/word/2016/wordml/cid" xmlns:w16="http://schemas.microsoft.com/office/word/2018/wordml" xmlns:w16du="http://schemas.microsoft.com/office/word/2023/wordml/word16du" xmlns:w16sdtdh="http://schemas.microsoft.com/office/word/2020/wordml/sdtdatahash" xmlns:w16sdtfl="http://schemas.microsoft.com/office/word/2024/wordml/sdtformatlock" xmlns:w16se="http://schemas.microsoft.com/office/word/2015/wordml/symex" xmlns:wpg="http://schemas.microsoft.com/office/word/2010/wordprocessingGroup" xmlns:wpi="http://schemas.microsoft.com/office/word/2010/wordprocessingInk" xmlns:wne="http://schemas.microsoft.com/office/word/2006/wordml" xmlns:wps="http://schemas.microsoft.com/office/word/2010/wordprocessingShape" mc:Ignorable="w14 w15 w16se w16cid w16 w16cex w16sdtdh w16sdtfl w16du wp14">
+  <w:abstractNum w:abstractNumId="0" w15:restartNumberingAfterBreak="0">
+    <w:nsid w:val="3D826CE0"/>
+    <w:multiLevelType w:val="hybridMultilevel"/>
+    <w:tmpl w:val="5AEEC948"/>
+    <w:lvl w:ilvl="0" w:tplc="7988BC86">
+      <w:start w:val="1"/>
+      <w:numFmt w:val="bullet"/>
+      <w:lvlText w:val="•"/>
+      <w:lvlJc w:val="left"/>
+      <w:pPr>
+        <w:ind w:left="360" w:hanging="215"/>
+      </w:pPr>
+    </w:lvl>
+    <w:lvl w:ilvl="1" w:tplc="16D8E06A">
+      <w:numFmt w:val="decimal"/>
+      <w:lvlText w:val=""/>
+      <w:lvlJc w:val="left"/>
+    </w:lvl>
+    <w:lvl w:ilvl="2" w:tplc="D64E25EA">
+      <w:numFmt w:val="decimal"/>
+      <w:lvlText w:val=""/>
+      <w:lvlJc w:val="left"/>
+    </w:lvl>
+    <w:lvl w:ilvl="3" w:tplc="DBB2DC90">
+      <w:numFmt w:val="decimal"/>
+      <w:lvlText w:val=""/>
+      <w:lvlJc w:val="left"/>
+    </w:lvl>
+    <w:lvl w:ilvl="4" w:tplc="1A465654">
+      <w:numFmt w:val="decimal"/>
+      <w:lvlText w:val=""/>
+      <w:lvlJc w:val="left"/>
+    </w:lvl>
+    <w:lvl w:ilvl="5" w:tplc="24F4FD8A">
+      <w:numFmt w:val="decimal"/>
+      <w:lvlText w:val=""/>
+      <w:lvlJc w:val="left"/>
+    </w:lvl>
+    <w:lvl w:ilvl="6" w:tplc="2386421C">
+      <w:numFmt w:val="decimal"/>
+      <w:lvlText w:val=""/>
+      <w:lvlJc w:val="left"/>
+    </w:lvl>
+    <w:lvl w:ilvl="7" w:tplc="A90A4E8E">
+      <w:numFmt w:val="decimal"/>
+      <w:lvlText w:val=""/>
+      <w:lvlJc w:val="left"/>
+    </w:lvl>
+    <w:lvl w:ilvl="8" w:tplc="FA8A2662">
+      <w:numFmt w:val="decimal"/>
+      <w:lvlText w:val=""/>
+      <w:lvlJc w:val="left"/>
+    </w:lvl>
+  </w:abstractNum>
   <w:abstractNum w:abstractNumId="1" w15:restartNumberingAfterBreak="0">
+    <w:nsid w:val="72FE4ABE"/>
     <w:multiLevelType w:val="hybridMultilevel"/>
-    <w:lvl w:ilvl="0" w15:tentative="1">
+    <w:tmpl w:val="501258D8"/>
+    <w:lvl w:ilvl="0" w:tplc="D6DEB81A">
       <w:start w:val="1"/>
       <w:numFmt w:val="bullet"/>
       <w:lvlText w:val="●"/>
@@ -1068,7 +1035,7 @@
         <w:ind w:left="720" w:hanging="360"/>
       </w:pPr>
     </w:lvl>
-    <w:lvl w:ilvl="1" w15:tentative="1">
+    <w:lvl w:ilvl="1" w:tplc="55EE2736">
       <w:start w:val="1"/>
       <w:numFmt w:val="bullet"/>
       <w:lvlText w:val="○"/>
@@ -1077,7 +1044,7 @@
         <w:ind w:left="1440" w:hanging="360"/>
       </w:pPr>
     </w:lvl>
-    <w:lvl w:ilvl="2" w15:tentative="1">
+    <w:lvl w:ilvl="2" w:tplc="94E232AA">
       <w:start w:val="1"/>
       <w:numFmt w:val="bullet"/>
       <w:lvlText w:val="■"/>
@@ -1086,7 +1053,7 @@
         <w:ind w:left="2160" w:hanging="360"/>
       </w:pPr>
     </w:lvl>
-    <w:lvl w:ilvl="3" w15:tentative="1">
+    <w:lvl w:ilvl="3" w:tplc="09066B08">
       <w:start w:val="1"/>
       <w:numFmt w:val="bullet"/>
       <w:lvlText w:val="●"/>
@@ -1095,7 +1062,7 @@
         <w:ind w:left="2880" w:hanging="360"/>
       </w:pPr>
     </w:lvl>
-    <w:lvl w:ilvl="4" w15:tentative="1">
+    <w:lvl w:ilvl="4" w:tplc="72F2425A">
       <w:start w:val="1"/>
       <w:numFmt w:val="bullet"/>
       <w:lvlText w:val="○"/>
@@ -1104,7 +1071,7 @@
         <w:ind w:left="3600" w:hanging="360"/>
       </w:pPr>
     </w:lvl>
-    <w:lvl w:ilvl="5" w15:tentative="1">
+    <w:lvl w:ilvl="5" w:tplc="06960AAC">
       <w:start w:val="1"/>
       <w:numFmt w:val="bullet"/>
       <w:lvlText w:val="■"/>
@@ -1113,7 +1080,7 @@
         <w:ind w:left="4320" w:hanging="360"/>
       </w:pPr>
     </w:lvl>
-    <w:lvl w:ilvl="6" w15:tentative="1">
+    <w:lvl w:ilvl="6" w:tplc="B24EEEB0">
       <w:start w:val="1"/>
       <w:numFmt w:val="bullet"/>
       <w:lvlText w:val="●"/>
@@ -1122,7 +1089,7 @@
         <w:ind w:left="5040" w:hanging="360"/>
       </w:pPr>
     </w:lvl>
-    <w:lvl w:ilvl="7" w15:tentative="1">
+    <w:lvl w:ilvl="7" w:tplc="78FE2306">
       <w:start w:val="1"/>
       <w:numFmt w:val="bullet"/>
       <w:lvlText w:val="●"/>
@@ -1131,7 +1098,7 @@
         <w:ind w:left="5760" w:hanging="360"/>
       </w:pPr>
     </w:lvl>
-    <w:lvl w:ilvl="8" w15:tentative="1">
+    <w:lvl w:ilvl="8" w:tplc="1D32472E">
       <w:start w:val="1"/>
       <w:numFmt w:val="bullet"/>
       <w:lvlText w:val="●"/>
@@ -1141,26 +1108,14 @@
       </w:pPr>
     </w:lvl>
   </w:abstractNum>
-  <w:abstractNum w:abstractNumId="2" w15:restartNumberingAfterBreak="0">
-    <w:multiLevelType w:val="hybridMultilevel"/>
-    <w:lvl w:ilvl="0" w15:tentative="1">
-      <w:start w:val="1"/>
-      <w:numFmt w:val="bullet"/>
-      <w:lvlText w:val="•"/>
-      <w:lvlJc w:val="left"/>
-      <w:pPr>
-        <w:ind w:left="360" w:hanging="215"/>
-      </w:pPr>
-    </w:lvl>
-  </w:abstractNum>
-  <w:num w:numId="1">
+  <w:num w:numId="1" w16cid:durableId="1472332400">
     <w:abstractNumId w:val="1"/>
     <w:lvlOverride w:ilvl="0">
       <w:startOverride w:val="1"/>
     </w:lvlOverride>
   </w:num>
-  <w:num w:numId="2">
-    <w:abstractNumId w:val="2"/>
+  <w:num w:numId="2" w16cid:durableId="1305813121">
+    <w:abstractNumId w:val="0"/>
     <w:lvlOverride w:ilvl="0">
       <w:startOverride w:val="1"/>
     </w:lvlOverride>
@@ -1169,26 +1124,405 @@
 </file>
 
 <file path=word/styles.xml><?xml version="1.0" encoding="utf-8"?>
-<w:styles xmlns:mc="http://schemas.openxmlformats.org/markup-compatibility/2006" xmlns:r="http://schemas.openxmlformats.org/officeDocument/2006/relationships" xmlns:w="http://schemas.openxmlformats.org/wordprocessingml/2006/main" xmlns:w14="http://schemas.microsoft.com/office/word/2010/wordml" xmlns:w15="http://schemas.microsoft.com/office/word/2012/wordml" mc:Ignorable="w14 w15">
+<w:styles xmlns:mc="http://schemas.openxmlformats.org/markup-compatibility/2006" xmlns:r="http://schemas.openxmlformats.org/officeDocument/2006/relationships" xmlns:w="http://schemas.openxmlformats.org/wordprocessingml/2006/main" xmlns:w14="http://schemas.microsoft.com/office/word/2010/wordml" xmlns:w15="http://schemas.microsoft.com/office/word/2012/wordml" xmlns:w16cex="http://schemas.microsoft.com/office/word/2018/wordml/cex" xmlns:w16cid="http://schemas.microsoft.com/office/word/2016/wordml/cid" xmlns:w16="http://schemas.microsoft.com/office/word/2018/wordml" xmlns:w16du="http://schemas.microsoft.com/office/word/2023/wordml/word16du" xmlns:w16sdtdh="http://schemas.microsoft.com/office/word/2020/wordml/sdtdatahash" xmlns:w16sdtfl="http://schemas.microsoft.com/office/word/2024/wordml/sdtformatlock" xmlns:w16se="http://schemas.microsoft.com/office/word/2015/wordml/symex" mc:Ignorable="w14 w15 w16se w16cid w16 w16cex w16sdtdh w16sdtfl w16du">
   <w:docDefaults>
-    <w:rPrDefault/>
+    <w:rPrDefault>
+      <w:rPr>
+        <w:rFonts w:ascii="Times New Roman" w:eastAsia="Times New Roman" w:hAnsi="Times New Roman" w:cs="Times New Roman"/>
+        <w:lang w:val="en-US" w:eastAsia="en-US" w:bidi="ar-SA"/>
+      </w:rPr>
+    </w:rPrDefault>
     <w:pPrDefault/>
   </w:docDefaults>
-  <w:style w:type="paragraph" w:styleId="Title">
-    <w:name w:val="Title"/>
-    <w:basedOn w:val="Normal"/>
-    <w:next w:val="Normal"/>
+  <w:latentStyles w:defLockedState="0" w:defUIPriority="99" w:defSemiHidden="0" w:defUnhideWhenUsed="0" w:defQFormat="0" w:count="376">
+    <w:lsdException w:name="Normal" w:uiPriority="0" w:qFormat="1"/>
+    <w:lsdException w:name="heading 1" w:uiPriority="9" w:qFormat="1"/>
+    <w:lsdException w:name="heading 2" w:semiHidden="1" w:uiPriority="9" w:unhideWhenUsed="1" w:qFormat="1"/>
+    <w:lsdException w:name="heading 3" w:semiHidden="1" w:uiPriority="9" w:unhideWhenUsed="1" w:qFormat="1"/>
+    <w:lsdException w:name="heading 4" w:semiHidden="1" w:uiPriority="9" w:unhideWhenUsed="1" w:qFormat="1"/>
+    <w:lsdException w:name="heading 5" w:semiHidden="1" w:uiPriority="9" w:unhideWhenUsed="1" w:qFormat="1"/>
+    <w:lsdException w:name="heading 6" w:semiHidden="1" w:uiPriority="9" w:unhideWhenUsed="1" w:qFormat="1"/>
+    <w:lsdException w:name="heading 7" w:semiHidden="1" w:uiPriority="9" w:unhideWhenUsed="1" w:qFormat="1"/>
+    <w:lsdException w:name="heading 8" w:semiHidden="1" w:uiPriority="9" w:unhideWhenUsed="1" w:qFormat="1"/>
+    <w:lsdException w:name="heading 9" w:semiHidden="1" w:uiPriority="9" w:unhideWhenUsed="1" w:qFormat="1"/>
+    <w:lsdException w:name="index 1" w:semiHidden="1" w:unhideWhenUsed="1"/>
+    <w:lsdException w:name="index 2" w:semiHidden="1" w:unhideWhenUsed="1"/>
+    <w:lsdException w:name="index 3" w:semiHidden="1" w:unhideWhenUsed="1"/>
+    <w:lsdException w:name="index 4" w:semiHidden="1" w:unhideWhenUsed="1"/>
+    <w:lsdException w:name="index 5" w:semiHidden="1" w:unhideWhenUsed="1"/>
+    <w:lsdException w:name="index 6" w:semiHidden="1" w:unhideWhenUsed="1"/>
+    <w:lsdException w:name="index 7" w:semiHidden="1" w:unhideWhenUsed="1"/>
+    <w:lsdException w:name="index 8" w:semiHidden="1" w:unhideWhenUsed="1"/>
+    <w:lsdException w:name="index 9" w:semiHidden="1" w:unhideWhenUsed="1"/>
+    <w:lsdException w:name="toc 1" w:semiHidden="1" w:uiPriority="39" w:unhideWhenUsed="1"/>
+    <w:lsdException w:name="toc 2" w:semiHidden="1" w:uiPriority="39" w:unhideWhenUsed="1"/>
+    <w:lsdException w:name="toc 3" w:semiHidden="1" w:uiPriority="39" w:unhideWhenUsed="1"/>
+    <w:lsdException w:name="toc 4" w:semiHidden="1" w:uiPriority="39" w:unhideWhenUsed="1"/>
+    <w:lsdException w:name="toc 5" w:semiHidden="1" w:uiPriority="39" w:unhideWhenUsed="1"/>
+    <w:lsdException w:name="toc 6" w:semiHidden="1" w:uiPriority="39" w:unhideWhenUsed="1"/>
+    <w:lsdException w:name="toc 7" w:semiHidden="1" w:uiPriority="39" w:unhideWhenUsed="1"/>
+    <w:lsdException w:name="toc 8" w:semiHidden="1" w:uiPriority="39" w:unhideWhenUsed="1"/>
+    <w:lsdException w:name="toc 9" w:semiHidden="1" w:uiPriority="39" w:unhideWhenUsed="1"/>
+    <w:lsdException w:name="Normal Indent" w:semiHidden="1" w:unhideWhenUsed="1"/>
+    <w:lsdException w:name="footnote text" w:semiHidden="1" w:unhideWhenUsed="1"/>
+    <w:lsdException w:name="annotation text" w:semiHidden="1" w:unhideWhenUsed="1"/>
+    <w:lsdException w:name="header" w:semiHidden="1" w:unhideWhenUsed="1"/>
+    <w:lsdException w:name="footer" w:semiHidden="1" w:unhideWhenUsed="1"/>
+    <w:lsdException w:name="index heading" w:semiHidden="1" w:unhideWhenUsed="1"/>
+    <w:lsdException w:name="caption" w:semiHidden="1" w:uiPriority="35" w:unhideWhenUsed="1" w:qFormat="1"/>
+    <w:lsdException w:name="table of figures" w:semiHidden="1" w:unhideWhenUsed="1"/>
+    <w:lsdException w:name="envelope address" w:semiHidden="1" w:unhideWhenUsed="1"/>
+    <w:lsdException w:name="envelope return" w:semiHidden="1" w:unhideWhenUsed="1"/>
+    <w:lsdException w:name="footnote reference" w:semiHidden="1" w:unhideWhenUsed="1"/>
+    <w:lsdException w:name="annotation reference" w:semiHidden="1" w:unhideWhenUsed="1"/>
+    <w:lsdException w:name="line number" w:semiHidden="1" w:unhideWhenUsed="1"/>
+    <w:lsdException w:name="page number" w:semiHidden="1" w:unhideWhenUsed="1"/>
+    <w:lsdException w:name="endnote reference" w:semiHidden="1" w:unhideWhenUsed="1"/>
+    <w:lsdException w:name="endnote text" w:semiHidden="1" w:unhideWhenUsed="1"/>
+    <w:lsdException w:name="table of authorities" w:semiHidden="1" w:unhideWhenUsed="1"/>
+    <w:lsdException w:name="macro" w:semiHidden="1" w:unhideWhenUsed="1"/>
+    <w:lsdException w:name="toa heading" w:semiHidden="1" w:unhideWhenUsed="1"/>
+    <w:lsdException w:name="List" w:semiHidden="1" w:unhideWhenUsed="1"/>
+    <w:lsdException w:name="List Bullet" w:semiHidden="1" w:unhideWhenUsed="1"/>
+    <w:lsdException w:name="List Number" w:semiHidden="1" w:unhideWhenUsed="1"/>
+    <w:lsdException w:name="List 2" w:semiHidden="1" w:unhideWhenUsed="1"/>
+    <w:lsdException w:name="List 3" w:semiHidden="1" w:unhideWhenUsed="1"/>
+    <w:lsdException w:name="List 4" w:semiHidden="1" w:unhideWhenUsed="1"/>
+    <w:lsdException w:name="List 5" w:semiHidden="1" w:unhideWhenUsed="1"/>
+    <w:lsdException w:name="List Bullet 2" w:semiHidden="1" w:unhideWhenUsed="1"/>
+    <w:lsdException w:name="List Bullet 3" w:semiHidden="1" w:unhideWhenUsed="1"/>
+    <w:lsdException w:name="List Bullet 4" w:semiHidden="1" w:unhideWhenUsed="1"/>
+    <w:lsdException w:name="List Bullet 5" w:semiHidden="1" w:unhideWhenUsed="1"/>
+    <w:lsdException w:name="List Number 2" w:semiHidden="1" w:unhideWhenUsed="1"/>
+    <w:lsdException w:name="List Number 3" w:semiHidden="1" w:unhideWhenUsed="1"/>
+    <w:lsdException w:name="List Number 4" w:semiHidden="1" w:unhideWhenUsed="1"/>
+    <w:lsdException w:name="List Number 5" w:semiHidden="1" w:unhideWhenUsed="1"/>
+    <w:lsdException w:name="Title" w:uiPriority="10" w:qFormat="1"/>
+    <w:lsdException w:name="Closing" w:semiHidden="1" w:unhideWhenUsed="1"/>
+    <w:lsdException w:name="Signature" w:semiHidden="1" w:unhideWhenUsed="1"/>
+    <w:lsdException w:name="Default Paragraph Font" w:semiHidden="1" w:uiPriority="1" w:unhideWhenUsed="1"/>
+    <w:lsdException w:name="Body Text" w:semiHidden="1" w:unhideWhenUsed="1"/>
+    <w:lsdException w:name="Body Text Indent" w:semiHidden="1" w:unhideWhenUsed="1"/>
+    <w:lsdException w:name="List Continue" w:semiHidden="1" w:unhideWhenUsed="1"/>
+    <w:lsdException w:name="List Continue 2" w:semiHidden="1" w:unhideWhenUsed="1"/>
+    <w:lsdException w:name="List Continue 3" w:semiHidden="1" w:unhideWhenUsed="1"/>
+    <w:lsdException w:name="List Continue 4" w:semiHidden="1" w:unhideWhenUsed="1"/>
+    <w:lsdException w:name="List Continue 5" w:semiHidden="1" w:unhideWhenUsed="1"/>
+    <w:lsdException w:name="Message Header" w:semiHidden="1" w:unhideWhenUsed="1"/>
+    <w:lsdException w:name="Subtitle" w:uiPriority="11" w:qFormat="1"/>
+    <w:lsdException w:name="Salutation" w:semiHidden="1" w:unhideWhenUsed="1"/>
+    <w:lsdException w:name="Date" w:semiHidden="1" w:unhideWhenUsed="1"/>
+    <w:lsdException w:name="Body Text First Indent" w:semiHidden="1" w:unhideWhenUsed="1"/>
+    <w:lsdException w:name="Body Text First Indent 2" w:semiHidden="1" w:unhideWhenUsed="1"/>
+    <w:lsdException w:name="Note Heading" w:semiHidden="1" w:unhideWhenUsed="1"/>
+    <w:lsdException w:name="Body Text 2" w:semiHidden="1" w:unhideWhenUsed="1"/>
+    <w:lsdException w:name="Body Text 3" w:semiHidden="1" w:unhideWhenUsed="1"/>
+    <w:lsdException w:name="Body Text Indent 2" w:semiHidden="1" w:unhideWhenUsed="1"/>
+    <w:lsdException w:name="Body Text Indent 3" w:semiHidden="1" w:unhideWhenUsed="1"/>
+    <w:lsdException w:name="Block Text" w:semiHidden="1" w:unhideWhenUsed="1"/>
+    <w:lsdException w:name="Hyperlink" w:semiHidden="1" w:unhideWhenUsed="1"/>
+    <w:lsdException w:name="FollowedHyperlink" w:semiHidden="1" w:unhideWhenUsed="1"/>
+    <w:lsdException w:name="Strong" w:uiPriority="22" w:qFormat="1"/>
+    <w:lsdException w:name="Emphasis" w:uiPriority="20" w:qFormat="1"/>
+    <w:lsdException w:name="Document Map" w:semiHidden="1" w:unhideWhenUsed="1"/>
+    <w:lsdException w:name="Plain Text" w:semiHidden="1" w:unhideWhenUsed="1"/>
+    <w:lsdException w:name="E-mail Signature" w:semiHidden="1" w:unhideWhenUsed="1"/>
+    <w:lsdException w:name="HTML Top of Form" w:semiHidden="1" w:unhideWhenUsed="1"/>
+    <w:lsdException w:name="HTML Bottom of Form" w:semiHidden="1" w:unhideWhenUsed="1"/>
+    <w:lsdException w:name="Normal (Web)" w:semiHidden="1" w:unhideWhenUsed="1"/>
+    <w:lsdException w:name="HTML Acronym" w:semiHidden="1" w:unhideWhenUsed="1"/>
+    <w:lsdException w:name="HTML Address" w:semiHidden="1" w:unhideWhenUsed="1"/>
+    <w:lsdException w:name="HTML Cite" w:semiHidden="1" w:unhideWhenUsed="1"/>
+    <w:lsdException w:name="HTML Code" w:semiHidden="1" w:unhideWhenUsed="1"/>
+    <w:lsdException w:name="HTML Definition" w:semiHidden="1" w:unhideWhenUsed="1"/>
+    <w:lsdException w:name="HTML Keyboard" w:semiHidden="1" w:unhideWhenUsed="1"/>
+    <w:lsdException w:name="HTML Preformatted" w:semiHidden="1" w:unhideWhenUsed="1"/>
+    <w:lsdException w:name="HTML Sample" w:semiHidden="1" w:unhideWhenUsed="1"/>
+    <w:lsdException w:name="HTML Typewriter" w:semiHidden="1" w:unhideWhenUsed="1"/>
+    <w:lsdException w:name="HTML Variable" w:semiHidden="1" w:unhideWhenUsed="1"/>
+    <w:lsdException w:name="Normal Table" w:semiHidden="1" w:unhideWhenUsed="1"/>
+    <w:lsdException w:name="annotation subject" w:semiHidden="1" w:unhideWhenUsed="1"/>
+    <w:lsdException w:name="No List" w:semiHidden="1" w:unhideWhenUsed="1"/>
+    <w:lsdException w:name="Outline List 1" w:semiHidden="1" w:unhideWhenUsed="1"/>
+    <w:lsdException w:name="Outline List 2" w:semiHidden="1" w:unhideWhenUsed="1"/>
+    <w:lsdException w:name="Outline List 3" w:semiHidden="1" w:unhideWhenUsed="1"/>
+    <w:lsdException w:name="Table Simple 1" w:semiHidden="1" w:unhideWhenUsed="1"/>
+    <w:lsdException w:name="Table Simple 2" w:semiHidden="1" w:unhideWhenUsed="1"/>
+    <w:lsdException w:name="Table Simple 3" w:semiHidden="1" w:unhideWhenUsed="1"/>
+    <w:lsdException w:name="Table Classic 1" w:semiHidden="1" w:unhideWhenUsed="1"/>
+    <w:lsdException w:name="Table Classic 2" w:semiHidden="1" w:unhideWhenUsed="1"/>
+    <w:lsdException w:name="Table Classic 3" w:semiHidden="1" w:unhideWhenUsed="1"/>
+    <w:lsdException w:name="Table Classic 4" w:semiHidden="1" w:unhideWhenUsed="1"/>
+    <w:lsdException w:name="Table Colorful 1" w:semiHidden="1" w:unhideWhenUsed="1"/>
+    <w:lsdException w:name="Table Colorful 2" w:semiHidden="1" w:unhideWhenUsed="1"/>
+    <w:lsdException w:name="Table Colorful 3" w:semiHidden="1" w:unhideWhenUsed="1"/>
+    <w:lsdException w:name="Table Columns 1" w:semiHidden="1" w:unhideWhenUsed="1"/>
+    <w:lsdException w:name="Table Columns 2" w:semiHidden="1" w:unhideWhenUsed="1"/>
+    <w:lsdException w:name="Table Columns 3" w:semiHidden="1" w:unhideWhenUsed="1"/>
+    <w:lsdException w:name="Table Columns 4" w:semiHidden="1" w:unhideWhenUsed="1"/>
+    <w:lsdException w:name="Table Columns 5" w:semiHidden="1" w:unhideWhenUsed="1"/>
+    <w:lsdException w:name="Table Grid 1" w:semiHidden="1" w:unhideWhenUsed="1"/>
+    <w:lsdException w:name="Table Grid 2" w:semiHidden="1" w:unhideWhenUsed="1"/>
+    <w:lsdException w:name="Table Grid 3" w:semiHidden="1" w:unhideWhenUsed="1"/>
+    <w:lsdException w:name="Table Grid 4" w:semiHidden="1" w:unhideWhenUsed="1"/>
+    <w:lsdException w:name="Table Grid 5" w:semiHidden="1" w:unhideWhenUsed="1"/>
+    <w:lsdException w:name="Table Grid 6" w:semiHidden="1" w:unhideWhenUsed="1"/>
+    <w:lsdException w:name="Table Grid 7" w:semiHidden="1" w:unhideWhenUsed="1"/>
+    <w:lsdException w:name="Table Grid 8" w:semiHidden="1" w:unhideWhenUsed="1"/>
+    <w:lsdException w:name="Table List 1" w:semiHidden="1" w:unhideWhenUsed="1"/>
+    <w:lsdException w:name="Table List 2" w:semiHidden="1" w:unhideWhenUsed="1"/>
+    <w:lsdException w:name="Table List 3" w:semiHidden="1" w:unhideWhenUsed="1"/>
+    <w:lsdException w:name="Table List 4" w:semiHidden="1" w:unhideWhenUsed="1"/>
+    <w:lsdException w:name="Table List 5" w:semiHidden="1" w:unhideWhenUsed="1"/>
+    <w:lsdException w:name="Table List 6" w:semiHidden="1" w:unhideWhenUsed="1"/>
+    <w:lsdException w:name="Table List 7" w:semiHidden="1" w:unhideWhenUsed="1"/>
+    <w:lsdException w:name="Table List 8" w:semiHidden="1" w:unhideWhenUsed="1"/>
+    <w:lsdException w:name="Table 3D effects 1" w:semiHidden="1" w:unhideWhenUsed="1"/>
+    <w:lsdException w:name="Table 3D effects 2" w:semiHidden="1" w:unhideWhenUsed="1"/>
+    <w:lsdException w:name="Table 3D effects 3" w:semiHidden="1" w:unhideWhenUsed="1"/>
+    <w:lsdException w:name="Table Contemporary" w:semiHidden="1" w:unhideWhenUsed="1"/>
+    <w:lsdException w:name="Table Elegant" w:semiHidden="1" w:unhideWhenUsed="1"/>
+    <w:lsdException w:name="Table Professional" w:semiHidden="1" w:unhideWhenUsed="1"/>
+    <w:lsdException w:name="Table Subtle 1" w:semiHidden="1" w:unhideWhenUsed="1"/>
+    <w:lsdException w:name="Table Subtle 2" w:semiHidden="1" w:unhideWhenUsed="1"/>
+    <w:lsdException w:name="Table Web 1" w:semiHidden="1" w:unhideWhenUsed="1"/>
+    <w:lsdException w:name="Table Web 2" w:semiHidden="1" w:unhideWhenUsed="1"/>
+    <w:lsdException w:name="Table Web 3" w:semiHidden="1" w:unhideWhenUsed="1"/>
+    <w:lsdException w:name="Balloon Text" w:semiHidden="1" w:unhideWhenUsed="1"/>
+    <w:lsdException w:name="Table Grid" w:uiPriority="39"/>
+    <w:lsdException w:name="Table Theme" w:semiHidden="1" w:unhideWhenUsed="1"/>
+    <w:lsdException w:name="Placeholder Text" w:semiHidden="1"/>
+    <w:lsdException w:name="No Spacing" w:uiPriority="1" w:qFormat="1"/>
+    <w:lsdException w:name="Light Shading" w:uiPriority="60"/>
+    <w:lsdException w:name="Light List" w:uiPriority="61"/>
+    <w:lsdException w:name="Light Grid" w:uiPriority="62"/>
+    <w:lsdException w:name="Medium Shading 1" w:uiPriority="63"/>
+    <w:lsdException w:name="Medium Shading 2" w:uiPriority="64"/>
+    <w:lsdException w:name="Medium List 1" w:uiPriority="65"/>
+    <w:lsdException w:name="Medium List 2" w:uiPriority="66"/>
+    <w:lsdException w:name="Medium Grid 1" w:uiPriority="67"/>
+    <w:lsdException w:name="Medium Grid 2" w:uiPriority="68"/>
+    <w:lsdException w:name="Medium Grid 3" w:uiPriority="69"/>
+    <w:lsdException w:name="Dark List" w:uiPriority="70"/>
+    <w:lsdException w:name="Colorful Shading" w:uiPriority="71"/>
+    <w:lsdException w:name="Colorful List" w:uiPriority="72"/>
+    <w:lsdException w:name="Colorful Grid" w:uiPriority="73"/>
+    <w:lsdException w:name="Light Shading Accent 1" w:uiPriority="60"/>
+    <w:lsdException w:name="Light List Accent 1" w:uiPriority="61"/>
+    <w:lsdException w:name="Light Grid Accent 1" w:uiPriority="62"/>
+    <w:lsdException w:name="Medium Shading 1 Accent 1" w:uiPriority="63"/>
+    <w:lsdException w:name="Medium Shading 2 Accent 1" w:uiPriority="64"/>
+    <w:lsdException w:name="Medium List 1 Accent 1" w:uiPriority="65"/>
+    <w:lsdException w:name="Revision" w:semiHidden="1"/>
+    <w:lsdException w:name="List Paragraph" w:uiPriority="34" w:qFormat="1"/>
+    <w:lsdException w:name="Quote" w:uiPriority="29" w:qFormat="1"/>
+    <w:lsdException w:name="Intense Quote" w:uiPriority="30" w:qFormat="1"/>
+    <w:lsdException w:name="Medium List 2 Accent 1" w:uiPriority="66"/>
+    <w:lsdException w:name="Medium Grid 1 Accent 1" w:uiPriority="67"/>
+    <w:lsdException w:name="Medium Grid 2 Accent 1" w:uiPriority="68"/>
+    <w:lsdException w:name="Medium Grid 3 Accent 1" w:uiPriority="69"/>
+    <w:lsdException w:name="Dark List Accent 1" w:uiPriority="70"/>
+    <w:lsdException w:name="Colorful Shading Accent 1" w:uiPriority="71"/>
+    <w:lsdException w:name="Colorful List Accent 1" w:uiPriority="72"/>
+    <w:lsdException w:name="Colorful Grid Accent 1" w:uiPriority="73"/>
+    <w:lsdException w:name="Light Shading Accent 2" w:uiPriority="60"/>
+    <w:lsdException w:name="Light List Accent 2" w:uiPriority="61"/>
+    <w:lsdException w:name="Light Grid Accent 2" w:uiPriority="62"/>
+    <w:lsdException w:name="Medium Shading 1 Accent 2" w:uiPriority="63"/>
+    <w:lsdException w:name="Medium Shading 2 Accent 2" w:uiPriority="64"/>
+    <w:lsdException w:name="Medium List 1 Accent 2" w:uiPriority="65"/>
+    <w:lsdException w:name="Medium List 2 Accent 2" w:uiPriority="66"/>
+    <w:lsdException w:name="Medium Grid 1 Accent 2" w:uiPriority="67"/>
+    <w:lsdException w:name="Medium Grid 2 Accent 2" w:uiPriority="68"/>
+    <w:lsdException w:name="Medium Grid 3 Accent 2" w:uiPriority="69"/>
+    <w:lsdException w:name="Dark List Accent 2" w:uiPriority="70"/>
+    <w:lsdException w:name="Colorful Shading Accent 2" w:uiPriority="71"/>
+    <w:lsdException w:name="Colorful List Accent 2" w:uiPriority="72"/>
+    <w:lsdException w:name="Colorful Grid Accent 2" w:uiPriority="73"/>
+    <w:lsdException w:name="Light Shading Accent 3" w:uiPriority="60"/>
+    <w:lsdException w:name="Light List Accent 3" w:uiPriority="61"/>
+    <w:lsdException w:name="Light Grid Accent 3" w:uiPriority="62"/>
+    <w:lsdException w:name="Medium Shading 1 Accent 3" w:uiPriority="63"/>
+    <w:lsdException w:name="Medium Shading 2 Accent 3" w:uiPriority="64"/>
+    <w:lsdException w:name="Medium List 1 Accent 3" w:uiPriority="65"/>
+    <w:lsdException w:name="Medium List 2 Accent 3" w:uiPriority="66"/>
+    <w:lsdException w:name="Medium Grid 1 Accent 3" w:uiPriority="67"/>
+    <w:lsdException w:name="Medium Grid 2 Accent 3" w:uiPriority="68"/>
+    <w:lsdException w:name="Medium Grid 3 Accent 3" w:uiPriority="69"/>
+    <w:lsdException w:name="Dark List Accent 3" w:uiPriority="70"/>
+    <w:lsdException w:name="Colorful Shading Accent 3" w:uiPriority="71"/>
+    <w:lsdException w:name="Colorful List Accent 3" w:uiPriority="72"/>
+    <w:lsdException w:name="Colorful Grid Accent 3" w:uiPriority="73"/>
+    <w:lsdException w:name="Light Shading Accent 4" w:uiPriority="60"/>
+    <w:lsdException w:name="Light List Accent 4" w:uiPriority="61"/>
+    <w:lsdException w:name="Light Grid Accent 4" w:uiPriority="62"/>
+    <w:lsdException w:name="Medium Shading 1 Accent 4" w:uiPriority="63"/>
+    <w:lsdException w:name="Medium Shading 2 Accent 4" w:uiPriority="64"/>
+    <w:lsdException w:name="Medium List 1 Accent 4" w:uiPriority="65"/>
+    <w:lsdException w:name="Medium List 2 Accent 4" w:uiPriority="66"/>
+    <w:lsdException w:name="Medium Grid 1 Accent 4" w:uiPriority="67"/>
+    <w:lsdException w:name="Medium Grid 2 Accent 4" w:uiPriority="68"/>
+    <w:lsdException w:name="Medium Grid 3 Accent 4" w:uiPriority="69"/>
+    <w:lsdException w:name="Dark List Accent 4" w:uiPriority="70"/>
+    <w:lsdException w:name="Colorful Shading Accent 4" w:uiPriority="71"/>
+    <w:lsdException w:name="Colorful List Accent 4" w:uiPriority="72"/>
+    <w:lsdException w:name="Colorful Grid Accent 4" w:uiPriority="73"/>
+    <w:lsdException w:name="Light Shading Accent 5" w:uiPriority="60"/>
+    <w:lsdException w:name="Light List Accent 5" w:uiPriority="61"/>
+    <w:lsdException w:name="Light Grid Accent 5" w:uiPriority="62"/>
+    <w:lsdException w:name="Medium Shading 1 Accent 5" w:uiPriority="63"/>
+    <w:lsdException w:name="Medium Shading 2 Accent 5" w:uiPriority="64"/>
+    <w:lsdException w:name="Medium List 1 Accent 5" w:uiPriority="65"/>
+    <w:lsdException w:name="Medium List 2 Accent 5" w:uiPriority="66"/>
+    <w:lsdException w:name="Medium Grid 1 Accent 5" w:uiPriority="67"/>
+    <w:lsdException w:name="Medium Grid 2 Accent 5" w:uiPriority="68"/>
+    <w:lsdException w:name="Medium Grid 3 Accent 5" w:uiPriority="69"/>
+    <w:lsdException w:name="Dark List Accent 5" w:uiPriority="70"/>
+    <w:lsdException w:name="Colorful Shading Accent 5" w:uiPriority="71"/>
+    <w:lsdException w:name="Colorful List Accent 5" w:uiPriority="72"/>
+    <w:lsdException w:name="Colorful Grid Accent 5" w:uiPriority="73"/>
+    <w:lsdException w:name="Light Shading Accent 6" w:uiPriority="60"/>
+    <w:lsdException w:name="Light List Accent 6" w:uiPriority="61"/>
+    <w:lsdException w:name="Light Grid Accent 6" w:uiPriority="62"/>
+    <w:lsdException w:name="Medium Shading 1 Accent 6" w:uiPriority="63"/>
+    <w:lsdException w:name="Medium Shading 2 Accent 6" w:uiPriority="64"/>
+    <w:lsdException w:name="Medium List 1 Accent 6" w:uiPriority="65"/>
+    <w:lsdException w:name="Medium List 2 Accent 6" w:uiPriority="66"/>
+    <w:lsdException w:name="Medium Grid 1 Accent 6" w:uiPriority="67"/>
+    <w:lsdException w:name="Medium Grid 2 Accent 6" w:uiPriority="68"/>
+    <w:lsdException w:name="Medium Grid 3 Accent 6" w:uiPriority="69"/>
+    <w:lsdException w:name="Dark List Accent 6" w:uiPriority="70"/>
+    <w:lsdException w:name="Colorful Shading Accent 6" w:uiPriority="71"/>
+    <w:lsdException w:name="Colorful List Accent 6" w:uiPriority="72"/>
+    <w:lsdException w:name="Colorful Grid Accent 6" w:uiPriority="73"/>
+    <w:lsdException w:name="Subtle Emphasis" w:uiPriority="19" w:qFormat="1"/>
+    <w:lsdException w:name="Intense Emphasis" w:uiPriority="21" w:qFormat="1"/>
+    <w:lsdException w:name="Subtle Reference" w:uiPriority="31" w:qFormat="1"/>
+    <w:lsdException w:name="Intense Reference" w:uiPriority="32" w:qFormat="1"/>
+    <w:lsdException w:name="Book Title" w:uiPriority="33" w:qFormat="1"/>
+    <w:lsdException w:name="Bibliography" w:semiHidden="1" w:uiPriority="37" w:unhideWhenUsed="1"/>
+    <w:lsdException w:name="TOC Heading" w:semiHidden="1" w:uiPriority="39" w:unhideWhenUsed="1" w:qFormat="1"/>
+    <w:lsdException w:name="Plain Table 1" w:uiPriority="41"/>
+    <w:lsdException w:name="Plain Table 2" w:uiPriority="42"/>
+    <w:lsdException w:name="Plain Table 3" w:uiPriority="43"/>
+    <w:lsdException w:name="Plain Table 4" w:uiPriority="44"/>
+    <w:lsdException w:name="Plain Table 5" w:uiPriority="45"/>
+    <w:lsdException w:name="Grid Table Light" w:uiPriority="40"/>
+    <w:lsdException w:name="Grid Table 1 Light" w:uiPriority="46"/>
+    <w:lsdException w:name="Grid Table 2" w:uiPriority="47"/>
+    <w:lsdException w:name="Grid Table 3" w:uiPriority="48"/>
+    <w:lsdException w:name="Grid Table 4" w:uiPriority="49"/>
+    <w:lsdException w:name="Grid Table 5 Dark" w:uiPriority="50"/>
+    <w:lsdException w:name="Grid Table 6 Colorful" w:uiPriority="51"/>
+    <w:lsdException w:name="Grid Table 7 Colorful" w:uiPriority="52"/>
+    <w:lsdException w:name="Grid Table 1 Light Accent 1" w:uiPriority="46"/>
+    <w:lsdException w:name="Grid Table 2 Accent 1" w:uiPriority="47"/>
+    <w:lsdException w:name="Grid Table 3 Accent 1" w:uiPriority="48"/>
+    <w:lsdException w:name="Grid Table 4 Accent 1" w:uiPriority="49"/>
+    <w:lsdException w:name="Grid Table 5 Dark Accent 1" w:uiPriority="50"/>
+    <w:lsdException w:name="Grid Table 6 Colorful Accent 1" w:uiPriority="51"/>
+    <w:lsdException w:name="Grid Table 7 Colorful Accent 1" w:uiPriority="52"/>
+    <w:lsdException w:name="Grid Table 1 Light Accent 2" w:uiPriority="46"/>
+    <w:lsdException w:name="Grid Table 2 Accent 2" w:uiPriority="47"/>
+    <w:lsdException w:name="Grid Table 3 Accent 2" w:uiPriority="48"/>
+    <w:lsdException w:name="Grid Table 4 Accent 2" w:uiPriority="49"/>
+    <w:lsdException w:name="Grid Table 5 Dark Accent 2" w:uiPriority="50"/>
+    <w:lsdException w:name="Grid Table 6 Colorful Accent 2" w:uiPriority="51"/>
+    <w:lsdException w:name="Grid Table 7 Colorful Accent 2" w:uiPriority="52"/>
+    <w:lsdException w:name="Grid Table 1 Light Accent 3" w:uiPriority="46"/>
+    <w:lsdException w:name="Grid Table 2 Accent 3" w:uiPriority="47"/>
+    <w:lsdException w:name="Grid Table 3 Accent 3" w:uiPriority="48"/>
+    <w:lsdException w:name="Grid Table 4 Accent 3" w:uiPriority="49"/>
+    <w:lsdException w:name="Grid Table 5 Dark Accent 3" w:uiPriority="50"/>
+    <w:lsdException w:name="Grid Table 6 Colorful Accent 3" w:uiPriority="51"/>
+    <w:lsdException w:name="Grid Table 7 Colorful Accent 3" w:uiPriority="52"/>
+    <w:lsdException w:name="Grid Table 1 Light Accent 4" w:uiPriority="46"/>
+    <w:lsdException w:name="Grid Table 2 Accent 4" w:uiPriority="47"/>
+    <w:lsdException w:name="Grid Table 3 Accent 4" w:uiPriority="48"/>
+    <w:lsdException w:name="Grid Table 4 Accent 4" w:uiPriority="49"/>
+    <w:lsdException w:name="Grid Table 5 Dark Accent 4" w:uiPriority="50"/>
+    <w:lsdException w:name="Grid Table 6 Colorful Accent 4" w:uiPriority="51"/>
+    <w:lsdException w:name="Grid Table 7 Colorful Accent 4" w:uiPriority="52"/>
+    <w:lsdException w:name="Grid Table 1 Light Accent 5" w:uiPriority="46"/>
+    <w:lsdException w:name="Grid Table 2 Accent 5" w:uiPriority="47"/>
+    <w:lsdException w:name="Grid Table 3 Accent 5" w:uiPriority="48"/>
+    <w:lsdException w:name="Grid Table 4 Accent 5" w:uiPriority="49"/>
+    <w:lsdException w:name="Grid Table 5 Dark Accent 5" w:uiPriority="50"/>
+    <w:lsdException w:name="Grid Table 6 Colorful Accent 5" w:uiPriority="51"/>
+    <w:lsdException w:name="Grid Table 7 Colorful Accent 5" w:uiPriority="52"/>
+    <w:lsdException w:name="Grid Table 1 Light Accent 6" w:uiPriority="46"/>
+    <w:lsdException w:name="Grid Table 2 Accent 6" w:uiPriority="47"/>
+    <w:lsdException w:name="Grid Table 3 Accent 6" w:uiPriority="48"/>
+    <w:lsdException w:name="Grid Table 4 Accent 6" w:uiPriority="49"/>
+    <w:lsdException w:name="Grid Table 5 Dark Accent 6" w:uiPriority="50"/>
+    <w:lsdException w:name="Grid Table 6 Colorful Accent 6" w:uiPriority="51"/>
+    <w:lsdException w:name="Grid Table 7 Colorful Accent 6" w:uiPriority="52"/>
+    <w:lsdException w:name="List Table 1 Light" w:uiPriority="46"/>
+    <w:lsdException w:name="List Table 2" w:uiPriority="47"/>
+    <w:lsdException w:name="List Table 3" w:uiPriority="48"/>
+    <w:lsdException w:name="List Table 4" w:uiPriority="49"/>
+    <w:lsdException w:name="List Table 5 Dark" w:uiPriority="50"/>
+    <w:lsdException w:name="List Table 6 Colorful" w:uiPriority="51"/>
+    <w:lsdException w:name="List Table 7 Colorful" w:uiPriority="52"/>
+    <w:lsdException w:name="List Table 1 Light Accent 1" w:uiPriority="46"/>
+    <w:lsdException w:name="List Table 2 Accent 1" w:uiPriority="47"/>
+    <w:lsdException w:name="List Table 3 Accent 1" w:uiPriority="48"/>
+    <w:lsdException w:name="List Table 4 Accent 1" w:uiPriority="49"/>
+    <w:lsdException w:name="List Table 5 Dark Accent 1" w:uiPriority="50"/>
+    <w:lsdException w:name="List Table 6 Colorful Accent 1" w:uiPriority="51"/>
+    <w:lsdException w:name="List Table 7 Colorful Accent 1" w:uiPriority="52"/>
+    <w:lsdException w:name="List Table 1 Light Accent 2" w:uiPriority="46"/>
+    <w:lsdException w:name="List Table 2 Accent 2" w:uiPriority="47"/>
+    <w:lsdException w:name="List Table 3 Accent 2" w:uiPriority="48"/>
+    <w:lsdException w:name="List Table 4 Accent 2" w:uiPriority="49"/>
+    <w:lsdException w:name="List Table 5 Dark Accent 2" w:uiPriority="50"/>
+    <w:lsdException w:name="List Table 6 Colorful Accent 2" w:uiPriority="51"/>
+    <w:lsdException w:name="List Table 7 Colorful Accent 2" w:uiPriority="52"/>
+    <w:lsdException w:name="List Table 1 Light Accent 3" w:uiPriority="46"/>
+    <w:lsdException w:name="List Table 2 Accent 3" w:uiPriority="47"/>
+    <w:lsdException w:name="List Table 3 Accent 3" w:uiPriority="48"/>
+    <w:lsdException w:name="List Table 4 Accent 3" w:uiPriority="49"/>
+    <w:lsdException w:name="List Table 5 Dark Accent 3" w:uiPriority="50"/>
+    <w:lsdException w:name="List Table 6 Colorful Accent 3" w:uiPriority="51"/>
+    <w:lsdException w:name="List Table 7 Colorful Accent 3" w:uiPriority="52"/>
+    <w:lsdException w:name="List Table 1 Light Accent 4" w:uiPriority="46"/>
+    <w:lsdException w:name="List Table 2 Accent 4" w:uiPriority="47"/>
+    <w:lsdException w:name="List Table 3 Accent 4" w:uiPriority="48"/>
+    <w:lsdException w:name="List Table 4 Accent 4" w:uiPriority="49"/>
+    <w:lsdException w:name="List Table 5 Dark Accent 4" w:uiPriority="50"/>
+    <w:lsdException w:name="List Table 6 Colorful Accent 4" w:uiPriority="51"/>
+    <w:lsdException w:name="List Table 7 Colorful Accent 4" w:uiPriority="52"/>
+    <w:lsdException w:name="List Table 1 Light Accent 5" w:uiPriority="46"/>
+    <w:lsdException w:name="List Table 2 Accent 5" w:uiPriority="47"/>
+    <w:lsdException w:name="List Table 3 Accent 5" w:uiPriority="48"/>
+    <w:lsdException w:name="List Table 4 Accent 5" w:uiPriority="49"/>
+    <w:lsdException w:name="List Table 5 Dark Accent 5" w:uiPriority="50"/>
+    <w:lsdException w:name="List Table 6 Colorful Accent 5" w:uiPriority="51"/>
+    <w:lsdException w:name="List Table 7 Colorful Accent 5" w:uiPriority="52"/>
+    <w:lsdException w:name="List Table 1 Light Accent 6" w:uiPriority="46"/>
+    <w:lsdException w:name="List Table 2 Accent 6" w:uiPriority="47"/>
+    <w:lsdException w:name="List Table 3 Accent 6" w:uiPriority="48"/>
+    <w:lsdException w:name="List Table 4 Accent 6" w:uiPriority="49"/>
+    <w:lsdException w:name="List Table 5 Dark Accent 6" w:uiPriority="50"/>
+    <w:lsdException w:name="List Table 6 Colorful Accent 6" w:uiPriority="51"/>
+    <w:lsdException w:name="List Table 7 Colorful Accent 6" w:uiPriority="52"/>
+    <w:lsdException w:name="Mention" w:semiHidden="1" w:unhideWhenUsed="1"/>
+    <w:lsdException w:name="Smart Hyperlink" w:semiHidden="1" w:unhideWhenUsed="1"/>
+    <w:lsdException w:name="Hashtag" w:semiHidden="1" w:unhideWhenUsed="1"/>
+    <w:lsdException w:name="Unresolved Mention" w:semiHidden="1" w:unhideWhenUsed="1"/>
+    <w:lsdException w:name="Smart Link" w:semiHidden="1" w:unhideWhenUsed="1"/>
+  </w:latentStyles>
+  <w:style w:type="paragraph" w:default="1" w:styleId="Normal">
+    <w:name w:val="Normal"/>
     <w:qFormat/>
-    <w:rPr>
-      <w:sz w:val="56"/>
-      <w:szCs w:val="56"/>
-    </w:rPr>
   </w:style>
   <w:style w:type="paragraph" w:styleId="Heading1">
-    <w:name w:val="Heading 1"/>
-    <w:basedOn w:val="Normal"/>
-    <w:next w:val="Normal"/>
+    <w:name w:val="heading 1"/>
+    <w:uiPriority w:val="9"/>
     <w:qFormat/>
+    <w:pPr>
+      <w:outlineLvl w:val="0"/>
+    </w:pPr>
     <w:rPr>
       <w:color w:val="2E74B5"/>
       <w:sz w:val="32"/>
@@ -1196,10 +1530,14 @@
     </w:rPr>
   </w:style>
   <w:style w:type="paragraph" w:styleId="Heading2">
-    <w:name w:val="Heading 2"/>
-    <w:basedOn w:val="Normal"/>
-    <w:next w:val="Normal"/>
+    <w:name w:val="heading 2"/>
+    <w:uiPriority w:val="9"/>
+    <w:semiHidden/>
+    <w:unhideWhenUsed/>
     <w:qFormat/>
+    <w:pPr>
+      <w:outlineLvl w:val="1"/>
+    </w:pPr>
     <w:rPr>
       <w:color w:val="2E74B5"/>
       <w:sz w:val="26"/>
@@ -1207,10 +1545,14 @@
     </w:rPr>
   </w:style>
   <w:style w:type="paragraph" w:styleId="Heading3">
-    <w:name w:val="Heading 3"/>
-    <w:basedOn w:val="Normal"/>
-    <w:next w:val="Normal"/>
+    <w:name w:val="heading 3"/>
+    <w:uiPriority w:val="9"/>
+    <w:semiHidden/>
+    <w:unhideWhenUsed/>
     <w:qFormat/>
+    <w:pPr>
+      <w:outlineLvl w:val="2"/>
+    </w:pPr>
     <w:rPr>
       <w:color w:val="1F4D78"/>
       <w:sz w:val="24"/>
@@ -1218,10 +1560,14 @@
     </w:rPr>
   </w:style>
   <w:style w:type="paragraph" w:styleId="Heading4">
-    <w:name w:val="Heading 4"/>
-    <w:basedOn w:val="Normal"/>
-    <w:next w:val="Normal"/>
+    <w:name w:val="heading 4"/>
+    <w:uiPriority w:val="9"/>
+    <w:semiHidden/>
+    <w:unhideWhenUsed/>
     <w:qFormat/>
+    <w:pPr>
+      <w:outlineLvl w:val="3"/>
+    </w:pPr>
     <w:rPr>
       <w:i/>
       <w:iCs/>
@@ -1229,27 +1575,69 @@
     </w:rPr>
   </w:style>
   <w:style w:type="paragraph" w:styleId="Heading5">
-    <w:name w:val="Heading 5"/>
-    <w:basedOn w:val="Normal"/>
-    <w:next w:val="Normal"/>
+    <w:name w:val="heading 5"/>
+    <w:uiPriority w:val="9"/>
+    <w:semiHidden/>
+    <w:unhideWhenUsed/>
     <w:qFormat/>
+    <w:pPr>
+      <w:outlineLvl w:val="4"/>
+    </w:pPr>
     <w:rPr>
       <w:color w:val="2E74B5"/>
     </w:rPr>
   </w:style>
   <w:style w:type="paragraph" w:styleId="Heading6">
-    <w:name w:val="Heading 6"/>
-    <w:basedOn w:val="Normal"/>
-    <w:next w:val="Normal"/>
+    <w:name w:val="heading 6"/>
+    <w:uiPriority w:val="9"/>
+    <w:semiHidden/>
+    <w:unhideWhenUsed/>
     <w:qFormat/>
+    <w:pPr>
+      <w:outlineLvl w:val="5"/>
+    </w:pPr>
     <w:rPr>
       <w:color w:val="1F4D78"/>
     </w:rPr>
   </w:style>
-  <w:style w:type="paragraph" w:styleId="Strong">
-    <w:name w:val="Strong"/>
-    <w:basedOn w:val="Normal"/>
-    <w:next w:val="Normal"/>
+  <w:style w:type="character" w:default="1" w:styleId="DefaultParagraphFont">
+    <w:name w:val="Default Paragraph Font"/>
+    <w:uiPriority w:val="1"/>
+    <w:semiHidden/>
+    <w:unhideWhenUsed/>
+  </w:style>
+  <w:style w:type="table" w:default="1" w:styleId="TableNormal">
+    <w:name w:val="Normal Table"/>
+    <w:uiPriority w:val="99"/>
+    <w:semiHidden/>
+    <w:unhideWhenUsed/>
+    <w:tblPr>
+      <w:tblInd w:w="0" w:type="dxa"/>
+      <w:tblCellMar>
+        <w:top w:w="0" w:type="dxa"/>
+        <w:left w:w="108" w:type="dxa"/>
+        <w:bottom w:w="0" w:type="dxa"/>
+        <w:right w:w="108" w:type="dxa"/>
+      </w:tblCellMar>
+    </w:tblPr>
+  </w:style>
+  <w:style w:type="numbering" w:default="1" w:styleId="NoList">
+    <w:name w:val="No List"/>
+    <w:uiPriority w:val="99"/>
+    <w:semiHidden/>
+    <w:unhideWhenUsed/>
+  </w:style>
+  <w:style w:type="paragraph" w:styleId="Title">
+    <w:name w:val="Title"/>
+    <w:uiPriority w:val="10"/>
+    <w:qFormat/>
+    <w:rPr>
+      <w:sz w:val="56"/>
+      <w:szCs w:val="56"/>
+    </w:rPr>
+  </w:style>
+  <w:style w:type="paragraph" w:customStyle="1" w:styleId="Strong1">
+    <w:name w:val="Strong1"/>
     <w:qFormat/>
     <w:rPr>
       <w:b/>
@@ -1258,12 +1646,10 @@
   </w:style>
   <w:style w:type="paragraph" w:styleId="ListParagraph">
     <w:name w:val="List Paragraph"/>
-    <w:basedOn w:val="Normal"/>
     <w:qFormat/>
   </w:style>
   <w:style w:type="character" w:styleId="Hyperlink">
     <w:name w:val="Hyperlink"/>
-    <w:basedOn w:val="DefaultParagraphFont"/>
     <w:uiPriority w:val="99"/>
     <w:unhideWhenUsed/>
     <w:rPr>
@@ -1273,7 +1659,6 @@
   </w:style>
   <w:style w:type="character" w:styleId="FootnoteReference">
     <w:name w:val="footnote reference"/>
-    <w:basedOn w:val="DefaultParagraphFont"/>
     <w:uiPriority w:val="99"/>
     <w:semiHidden/>
     <w:unhideWhenUsed/>
@@ -1283,22 +1668,13 @@
   </w:style>
   <w:style w:type="paragraph" w:styleId="FootnoteText">
     <w:name w:val="footnote text"/>
-    <w:basedOn w:val="Normal"/>
     <w:link w:val="FootnoteTextChar"/>
     <w:uiPriority w:val="99"/>
     <w:semiHidden/>
     <w:unhideWhenUsed/>
-    <w:pPr>
-      <w:spacing w:after="0" w:line="240" w:lineRule="auto"/>
-    </w:pPr>
-    <w:rPr>
-      <w:sz w:val="20"/>
-      <w:szCs w:val="20"/>
-    </w:rPr>
   </w:style>
-  <w:style w:type="character" w:styleId="FootnoteTextChar">
+  <w:style w:type="character" w:customStyle="1" w:styleId="FootnoteTextChar">
     <w:name w:val="Footnote Text Char"/>
-    <w:basedOn w:val="DefaultParagraphFont"/>
     <w:link w:val="FootnoteText"/>
     <w:uiPriority w:val="99"/>
     <w:semiHidden/>
@@ -1310,7 +1686,6 @@
   </w:style>
   <w:style w:type="character" w:styleId="EndnoteReference">
     <w:name w:val="endnote reference"/>
-    <w:basedOn w:val="DefaultParagraphFont"/>
     <w:uiPriority w:val="99"/>
     <w:semiHidden/>
     <w:unhideWhenUsed/>
@@ -1320,22 +1695,13 @@
   </w:style>
   <w:style w:type="paragraph" w:styleId="EndnoteText">
     <w:name w:val="endnote text"/>
-    <w:basedOn w:val="Normal"/>
     <w:link w:val="EndnoteTextChar"/>
     <w:uiPriority w:val="99"/>
     <w:semiHidden/>
     <w:unhideWhenUsed/>
-    <w:pPr>
-      <w:spacing w:after="0" w:line="240" w:lineRule="auto"/>
-    </w:pPr>
-    <w:rPr>
-      <w:sz w:val="20"/>
-      <w:szCs w:val="20"/>
-    </w:rPr>
   </w:style>
-  <w:style w:type="character" w:styleId="EndnoteTextChar">
+  <w:style w:type="character" w:customStyle="1" w:styleId="EndnoteTextChar">
     <w:name w:val="Endnote Text Char"/>
-    <w:basedOn w:val="DefaultParagraphFont"/>
     <w:link w:val="EndnoteText"/>
     <w:uiPriority w:val="99"/>
     <w:semiHidden/>
@@ -1346,4 +1712,319 @@
     </w:rPr>
   </w:style>
 </w:styles>
+</file>
+
+<file path=word/theme/theme1.xml><?xml version="1.0" encoding="utf-8"?>
+<a:theme xmlns:a="http://schemas.openxmlformats.org/drawingml/2006/main" name="Office Theme">
+  <a:themeElements>
+    <a:clrScheme name="Office">
+      <a:dk1>
+        <a:sysClr val="windowText" lastClr="000000"/>
+      </a:dk1>
+      <a:lt1>
+        <a:sysClr val="window" lastClr="FFFFFF"/>
+      </a:lt1>
+      <a:dk2>
+        <a:srgbClr val="0E2841"/>
+      </a:dk2>
+      <a:lt2>
+        <a:srgbClr val="E8E8E8"/>
+      </a:lt2>
+      <a:accent1>
+        <a:srgbClr val="156082"/>
+      </a:accent1>
+      <a:accent2>
+        <a:srgbClr val="E97132"/>
+      </a:accent2>
+      <a:accent3>
+        <a:srgbClr val="196B24"/>
+      </a:accent3>
+      <a:accent4>
+        <a:srgbClr val="0F9ED5"/>
+      </a:accent4>
+      <a:accent5>
+        <a:srgbClr val="A02B93"/>
+      </a:accent5>
+      <a:accent6>
+        <a:srgbClr val="4EA72E"/>
+      </a:accent6>
+      <a:hlink>
+        <a:srgbClr val="467886"/>
+      </a:hlink>
+      <a:folHlink>
+        <a:srgbClr val="96607D"/>
+      </a:folHlink>
+    </a:clrScheme>
+    <a:fontScheme name="Office">
+      <a:majorFont>
+        <a:latin typeface="Aptos Display" panose="02110004020202020204"/>
+        <a:ea typeface=""/>
+        <a:cs typeface=""/>
+        <a:font script="Jpan" typeface="游ゴシック Light"/>
+        <a:font script="Hang" typeface="맑은 고딕"/>
+        <a:font script="Hans" typeface="等线 Light"/>
+        <a:font script="Hant" typeface="新細明體"/>
+        <a:font script="Arab" typeface="Times New Roman"/>
+        <a:font script="Hebr" typeface="Times New Roman"/>
+        <a:font script="Thai" typeface="Angsana New"/>
+        <a:font script="Ethi" typeface="Nyala"/>
+        <a:font script="Beng" typeface="Vrinda"/>
+        <a:font script="Gujr" typeface="Shruti"/>
+        <a:font script="Khmr" typeface="MoolBoran"/>
+        <a:font script="Knda" typeface="Tunga"/>
+        <a:font script="Guru" typeface="Raavi"/>
+        <a:font script="Cans" typeface="Euphemia"/>
+        <a:font script="Cher" typeface="Plantagenet Cherokee"/>
+        <a:font script="Yiii" typeface="Microsoft Yi Baiti"/>
+        <a:font script="Tibt" typeface="Microsoft Himalaya"/>
+        <a:font script="Thaa" typeface="MV Boli"/>
+        <a:font script="Deva" typeface="Mangal"/>
+        <a:font script="Telu" typeface="Gautami"/>
+        <a:font script="Taml" typeface="Latha"/>
+        <a:font script="Syrc" typeface="Estrangelo Edessa"/>
+        <a:font script="Orya" typeface="Kalinga"/>
+        <a:font script="Mlym" typeface="Kartika"/>
+        <a:font script="Laoo" typeface="DokChampa"/>
+        <a:font script="Sinh" typeface="Iskoola Pota"/>
+        <a:font script="Mong" typeface="Mongolian Baiti"/>
+        <a:font script="Viet" typeface="Times New Roman"/>
+        <a:font script="Uigh" typeface="Microsoft Uighur"/>
+        <a:font script="Geor" typeface="Sylfaen"/>
+        <a:font script="Armn" typeface="Arial"/>
+        <a:font script="Bugi" typeface="Leelawadee UI"/>
+        <a:font script="Bopo" typeface="Microsoft JhengHei"/>
+        <a:font script="Java" typeface="Javanese Text"/>
+        <a:font script="Lisu" typeface="Segoe UI"/>
+        <a:font script="Mymr" typeface="Myanmar Text"/>
+        <a:font script="Nkoo" typeface="Ebrima"/>
+        <a:font script="Olck" typeface="Nirmala UI"/>
+        <a:font script="Osma" typeface="Ebrima"/>
+        <a:font script="Phag" typeface="Phagspa"/>
+        <a:font script="Syrn" typeface="Estrangelo Edessa"/>
+        <a:font script="Syrj" typeface="Estrangelo Edessa"/>
+        <a:font script="Syre" typeface="Estrangelo Edessa"/>
+        <a:font script="Sora" typeface="Nirmala UI"/>
+        <a:font script="Tale" typeface="Microsoft Tai Le"/>
+        <a:font script="Talu" typeface="Microsoft New Tai Lue"/>
+        <a:font script="Tfng" typeface="Ebrima"/>
+      </a:majorFont>
+      <a:minorFont>
+        <a:latin typeface="Aptos" panose="02110004020202020204"/>
+        <a:ea typeface=""/>
+        <a:cs typeface=""/>
+        <a:font script="Jpan" typeface="游明朝"/>
+        <a:font script="Hang" typeface="맑은 고딕"/>
+        <a:font script="Hans" typeface="等线"/>
+        <a:font script="Hant" typeface="新細明體"/>
+        <a:font script="Arab" typeface="Arial"/>
+        <a:font script="Hebr" typeface="Arial"/>
+        <a:font script="Thai" typeface="Cordia New"/>
+        <a:font script="Ethi" typeface="Nyala"/>
+        <a:font script="Beng" typeface="Vrinda"/>
+        <a:font script="Gujr" typeface="Shruti"/>
+        <a:font script="Khmr" typeface="DaunPenh"/>
+        <a:font script="Knda" typeface="Tunga"/>
+        <a:font script="Guru" typeface="Raavi"/>
+        <a:font script="Cans" typeface="Euphemia"/>
+        <a:font script="Cher" typeface="Plantagenet Cherokee"/>
+        <a:font script="Yiii" typeface="Microsoft Yi Baiti"/>
+        <a:font script="Tibt" typeface="Microsoft Himalaya"/>
+        <a:font script="Thaa" typeface="MV Boli"/>
+        <a:font script="Deva" typeface="Mangal"/>
+        <a:font script="Telu" typeface="Gautami"/>
+        <a:font script="Taml" typeface="Latha"/>
+        <a:font script="Syrc" typeface="Estrangelo Edessa"/>
+        <a:font script="Orya" typeface="Kalinga"/>
+        <a:font script="Mlym" typeface="Kartika"/>
+        <a:font script="Laoo" typeface="DokChampa"/>
+        <a:font script="Sinh" typeface="Iskoola Pota"/>
+        <a:font script="Mong" typeface="Mongolian Baiti"/>
+        <a:font script="Viet" typeface="Arial"/>
+        <a:font script="Uigh" typeface="Microsoft Uighur"/>
+        <a:font script="Geor" typeface="Sylfaen"/>
+        <a:font script="Armn" typeface="Arial"/>
+        <a:font script="Bugi" typeface="Leelawadee UI"/>
+        <a:font script="Bopo" typeface="Microsoft JhengHei"/>
+        <a:font script="Java" typeface="Javanese Text"/>
+        <a:font script="Lisu" typeface="Segoe UI"/>
+        <a:font script="Mymr" typeface="Myanmar Text"/>
+        <a:font script="Nkoo" typeface="Ebrima"/>
+        <a:font script="Olck" typeface="Nirmala UI"/>
+        <a:font script="Osma" typeface="Ebrima"/>
+        <a:font script="Phag" typeface="Phagspa"/>
+        <a:font script="Syrn" typeface="Estrangelo Edessa"/>
+        <a:font script="Syrj" typeface="Estrangelo Edessa"/>
+        <a:font script="Syre" typeface="Estrangelo Edessa"/>
+        <a:font script="Sora" typeface="Nirmala UI"/>
+        <a:font script="Tale" typeface="Microsoft Tai Le"/>
+        <a:font script="Talu" typeface="Microsoft New Tai Lue"/>
+        <a:font script="Tfng" typeface="Ebrima"/>
+      </a:minorFont>
+    </a:fontScheme>
+    <a:fmtScheme name="Office">
+      <a:fillStyleLst>
+        <a:solidFill>
+          <a:schemeClr val="phClr"/>
+        </a:solidFill>
+        <a:gradFill rotWithShape="1">
+          <a:gsLst>
+            <a:gs pos="0">
+              <a:schemeClr val="phClr">
+                <a:lumMod val="110000"/>
+                <a:satMod val="105000"/>
+                <a:tint val="67000"/>
+              </a:schemeClr>
+            </a:gs>
+            <a:gs pos="50000">
+              <a:schemeClr val="phClr">
+                <a:lumMod val="105000"/>
+                <a:satMod val="103000"/>
+                <a:tint val="73000"/>
+              </a:schemeClr>
+            </a:gs>
+            <a:gs pos="100000">
+              <a:schemeClr val="phClr">
+                <a:lumMod val="105000"/>
+                <a:satMod val="109000"/>
+                <a:tint val="81000"/>
+              </a:schemeClr>
+            </a:gs>
+          </a:gsLst>
+          <a:lin ang="5400000" scaled="0"/>
+        </a:gradFill>
+        <a:gradFill rotWithShape="1">
+          <a:gsLst>
+            <a:gs pos="0">
+              <a:schemeClr val="phClr">
+                <a:satMod val="103000"/>
+                <a:lumMod val="102000"/>
+                <a:tint val="94000"/>
+              </a:schemeClr>
+            </a:gs>
+            <a:gs pos="50000">
+              <a:schemeClr val="phClr">
+                <a:satMod val="110000"/>
+                <a:lumMod val="100000"/>
+                <a:shade val="100000"/>
+              </a:schemeClr>
+            </a:gs>
+            <a:gs pos="100000">
+              <a:schemeClr val="phClr">
+                <a:lumMod val="99000"/>
+                <a:satMod val="120000"/>
+                <a:shade val="78000"/>
+              </a:schemeClr>
+            </a:gs>
+          </a:gsLst>
+          <a:lin ang="5400000" scaled="0"/>
+        </a:gradFill>
+      </a:fillStyleLst>
+      <a:lnStyleLst>
+        <a:ln w="12700" cap="flat" cmpd="sng" algn="ctr">
+          <a:solidFill>
+            <a:schemeClr val="phClr"/>
+          </a:solidFill>
+          <a:prstDash val="solid"/>
+          <a:miter lim="800000"/>
+        </a:ln>
+        <a:ln w="19050" cap="flat" cmpd="sng" algn="ctr">
+          <a:solidFill>
+            <a:schemeClr val="phClr"/>
+          </a:solidFill>
+          <a:prstDash val="solid"/>
+          <a:miter lim="800000"/>
+        </a:ln>
+        <a:ln w="25400" cap="flat" cmpd="sng" algn="ctr">
+          <a:solidFill>
+            <a:schemeClr val="phClr"/>
+          </a:solidFill>
+          <a:prstDash val="solid"/>
+          <a:miter lim="800000"/>
+        </a:ln>
+      </a:lnStyleLst>
+      <a:effectStyleLst>
+        <a:effectStyle>
+          <a:effectLst/>
+        </a:effectStyle>
+        <a:effectStyle>
+          <a:effectLst/>
+        </a:effectStyle>
+        <a:effectStyle>
+          <a:effectLst>
+            <a:outerShdw blurRad="57150" dist="19050" dir="5400000" algn="ctr" rotWithShape="0">
+              <a:srgbClr val="000000">
+                <a:alpha val="63000"/>
+              </a:srgbClr>
+            </a:outerShdw>
+          </a:effectLst>
+        </a:effectStyle>
+      </a:effectStyleLst>
+      <a:bgFillStyleLst>
+        <a:solidFill>
+          <a:schemeClr val="phClr"/>
+        </a:solidFill>
+        <a:solidFill>
+          <a:schemeClr val="phClr">
+            <a:tint val="95000"/>
+            <a:satMod val="170000"/>
+          </a:schemeClr>
+        </a:solidFill>
+        <a:gradFill rotWithShape="1">
+          <a:gsLst>
+            <a:gs pos="0">
+              <a:schemeClr val="phClr">
+                <a:tint val="93000"/>
+                <a:satMod val="150000"/>
+                <a:shade val="98000"/>
+                <a:lumMod val="102000"/>
+              </a:schemeClr>
+            </a:gs>
+            <a:gs pos="50000">
+              <a:schemeClr val="phClr">
+                <a:tint val="98000"/>
+                <a:satMod val="130000"/>
+                <a:shade val="90000"/>
+                <a:lumMod val="103000"/>
+              </a:schemeClr>
+            </a:gs>
+            <a:gs pos="100000">
+              <a:schemeClr val="phClr">
+                <a:shade val="63000"/>
+                <a:satMod val="120000"/>
+              </a:schemeClr>
+            </a:gs>
+          </a:gsLst>
+          <a:lin ang="5400000" scaled="0"/>
+        </a:gradFill>
+      </a:bgFillStyleLst>
+    </a:fmtScheme>
+  </a:themeElements>
+  <a:objectDefaults>
+    <a:lnDef>
+      <a:spPr/>
+      <a:bodyPr/>
+      <a:lstStyle/>
+      <a:style>
+        <a:lnRef idx="2">
+          <a:schemeClr val="accent1"/>
+        </a:lnRef>
+        <a:fillRef idx="0">
+          <a:schemeClr val="accent1"/>
+        </a:fillRef>
+        <a:effectRef idx="1">
+          <a:schemeClr val="accent1"/>
+        </a:effectRef>
+        <a:fontRef idx="minor">
+          <a:schemeClr val="tx1"/>
+        </a:fontRef>
+      </a:style>
+    </a:lnDef>
+  </a:objectDefaults>
+  <a:extraClrSchemeLst/>
+  <a:extLst>
+    <a:ext uri="{05A4C25C-085E-4340-85A3-A5531E510DB2}">
+      <thm15:themeFamily xmlns:thm15="http://schemas.microsoft.com/office/thememl/2012/main" name="Office Theme" id="{2E142A2C-CD16-42D6-873A-C26D2A0506FA}" vid="{1BDDFF52-6CD6-40A5-AB3C-68EB2F1E4D0A}"/>
+    </a:ext>
+  </a:extLst>
+</a:theme>
 </file>